--- a/data/usd_correlation_bottom_line.docx
+++ b/data/usd_correlation_bottom_line.docx
@@ -4,7 +4,7 @@
   <w:body>
     <w:p>
       <w:r>
-        <w:t>USD correlations: Over the last 30 trading days, all tracked assets show a meaningful linkage to the dollar, with the influence concentrated in the S&amp;P 500 and gold, both moving inversely to DXY. Equities have been the single most USD‑sensitive asset, and gold’s negative correlation has stayed consistently strong across 15D, 30D, and 90D windows. Oil and broad commodities have moved with the dollar rather than against it, and Bitcoin’s relationship to the USD has been weaker and less stable over time.</w:t>
+        <w:t>USD correlations: Over the last 30 trading days, all tracked assets show a meaningful link to the dollar, with the strongest and most stable sensitivity concentrated in gold, which has moved consistently in the opposite direction of DXY. Equities (SPX) also show a notable inverse relationship that has intensified over the past 15 days, while oil and broad commodities have tended to rise with a stronger dollar. Bitcoin’s 30-day negative correlation is weaker and less stable, with its very low 15-day reading suggesting a more erratic short-term connection to USD moves.</w:t>
       </w:r>
     </w:p>
     <w:sectPr>

--- a/data/usd_correlation_bottom_line.docx
+++ b/data/usd_correlation_bottom_line.docx
@@ -4,7 +4,7 @@
   <w:body>
     <w:p>
       <w:r>
-        <w:t>USD correlations: Over the last 30 trading days, all tracked assets show a meaningful link to the dollar, with the strongest and most stable sensitivity concentrated in gold, which has moved consistently in the opposite direction of DXY. Equities (SPX) also show a notable inverse relationship that has intensified over the past 15 days, while oil and broad commodities have tended to rise with a stronger dollar. Bitcoin’s 30-day negative correlation is weaker and less stable, with its very low 15-day reading suggesting a more erratic short-term connection to USD moves.</w:t>
+        <w:t>USD correlations: Over the last 30 trading days, all listed assets show a meaningful linkage to the dollar, with equities and gold tending to move opposite DXY, and oil and broad commodities tending to move in the same direction. The strongest relationship is concentrated in gold (GLD), which has shown a consistently firm negative linkage to the USD across 15D, 30D, and 90D windows. The S&amp;P 500 also leans clearly inverse to the dollar, while oil and broad commodities have maintained a moderate positive linkage that has strengthened in the shorter 15D window. Bitcoin’s correlation has been weaker and more variable, but it has leaned more toward moving opposite the dollar over the past 30 days than it did over the longer 90D lookback.</w:t>
       </w:r>
     </w:p>
     <w:sectPr>

--- a/data/usd_correlation_bottom_line.docx
+++ b/data/usd_correlation_bottom_line.docx
@@ -4,7 +4,7 @@
   <w:body>
     <w:p>
       <w:r>
-        <w:t>USD correlations: Over the last 30 trading days, all listed assets show a meaningful linkage to the dollar, with equities and gold tending to move opposite DXY, and oil and broad commodities tending to move in the same direction. The strongest relationship is concentrated in gold (GLD), which has shown a consistently firm negative linkage to the USD across 15D, 30D, and 90D windows. The S&amp;P 500 also leans clearly inverse to the dollar, while oil and broad commodities have maintained a moderate positive linkage that has strengthened in the shorter 15D window. Bitcoin’s correlation has been weaker and more variable, but it has leaned more toward moving opposite the dollar over the past 30 days than it did over the longer 90D lookback.</w:t>
+        <w:t>USD correlations: Over the last 30 trading days, all tracked assets have shown a meaningful linkage to the dollar, with the strongest sensitivity concentrated in gold, which has moved clearly opposite to DXY. Equities and bitcoin have also tended to weaken when the dollar strengthens, though less sharply than gold, while oil and the broad commodity basket have more often risen alongside a stronger USD. The 15-day window shows these patterns recently intensifying, especially for gold and the S&amp;P 500, while the 90-day view indicates that today’s correlations are generally stronger than their longer-term norms.</w:t>
       </w:r>
     </w:p>
     <w:sectPr>

--- a/data/usd_correlation_bottom_line.docx
+++ b/data/usd_correlation_bottom_line.docx
@@ -4,7 +4,7 @@
   <w:body>
     <w:p>
       <w:r>
-        <w:t>USD correlations: Over the last 30 trading days, all tracked assets have shown a meaningful linkage to the dollar, with the strongest sensitivity concentrated in gold, which has moved clearly opposite to DXY. Equities and bitcoin have also tended to weaken when the dollar strengthens, though less sharply than gold, while oil and the broad commodity basket have more often risen alongside a stronger USD. The 15-day window shows these patterns recently intensifying, especially for gold and the S&amp;P 500, while the 90-day view indicates that today’s correlations are generally stronger than their longer-term norms.</w:t>
+        <w:t>USD correlations: Over the last 30 trading days, USD sensitivity is meaningful across most assets, with the strongest and most stable linkage concentrated in gold (GLD), which tends to move in the opposite direction of the dollar. Equities (SPX) also show a moderate negative relationship to the USD, while oil (USO) and broad commodities (COMT) have moved more in sync with the stronger dollar, suggesting cyclical assets have been more dollar-aligned. Bitcoin’s (BTC) USD linkage is weaker and has fluctuated, with only a modest inverse relationship showing up over 30 and 90 days.</w:t>
       </w:r>
     </w:p>
     <w:sectPr>

--- a/data/usd_correlation_bottom_line.docx
+++ b/data/usd_correlation_bottom_line.docx
@@ -4,7 +4,7 @@
   <w:body>
     <w:p>
       <w:r>
-        <w:t>USD correlations: Over the last 30 trading days, USD sensitivity is meaningful across most assets, with the strongest and most stable linkage concentrated in gold (GLD), which tends to move in the opposite direction of the dollar. Equities (SPX) also show a moderate negative relationship to the USD, while oil (USO) and broad commodities (COMT) have moved more in sync with the stronger dollar, suggesting cyclical assets have been more dollar-aligned. Bitcoin’s (BTC) USD linkage is weaker and has fluctuated, with only a modest inverse relationship showing up over 30 and 90 days.</w:t>
+        <w:t>USD correlations: Over the last 30 trading days, USD moves have been meaningfully linked to all major assets except Bitcoin, with the strongest (and clearly concentrated) inverse relationship in gold, where a stronger dollar has tended to align with weaker GLD returns. Equities (SPX) also show a noticeable negative linkage to the dollar, while oil (USO) and broad commodities (COMT) have moved more in tandem with USD strength. Compared with the 90-day window, most of these relationships have become somewhat tighter recently, especially for gold and oil, while the 15-day readings suggest that short-term USD sensitivity in gold and the S&amp;P has been even more pronounced.</w:t>
       </w:r>
     </w:p>
     <w:sectPr>

--- a/data/usd_correlation_bottom_line.docx
+++ b/data/usd_correlation_bottom_line.docx
@@ -4,7 +4,7 @@
   <w:body>
     <w:p>
       <w:r>
-        <w:t>USD correlations: Over the last 30 trading days, USD moves have been meaningfully linked to all major assets except Bitcoin, with the strongest (and clearly concentrated) inverse relationship in gold, where a stronger dollar has tended to align with weaker GLD returns. Equities (SPX) also show a noticeable negative linkage to the dollar, while oil (USO) and broad commodities (COMT) have moved more in tandem with USD strength. Compared with the 90-day window, most of these relationships have become somewhat tighter recently, especially for gold and oil, while the 15-day readings suggest that short-term USD sensitivity in gold and the S&amp;P has been even more pronounced.</w:t>
+        <w:t>USD correlations: Over the last 30 trading days, USD linkages are meaningful across most assets, with the strongest and most stable sensitivity concentrated in gold, which has moved clearly opposite the dollar across all windows. Equities (SPX) also show a moderate, persistent negative correlation, while oil and broad commodities have tended to rise with a stronger dollar, though their ties are somewhat weaker and more variable. Bitcoin’s USD relationship is modest and less consistent, suggesting it has been less driven by dollar moves than the other assets in this group.</w:t>
       </w:r>
     </w:p>
     <w:sectPr>

--- a/data/usd_correlation_bottom_line.docx
+++ b/data/usd_correlation_bottom_line.docx
@@ -4,7 +4,7 @@
   <w:body>
     <w:p>
       <w:r>
-        <w:t>USD correlations: Over the last 30 trading days, USD linkages are meaningful across most assets, with the strongest and most stable sensitivity concentrated in gold, which has moved clearly opposite the dollar across all windows. Equities (SPX) also show a moderate, persistent negative correlation, while oil and broad commodities have tended to rise with a stronger dollar, though their ties are somewhat weaker and more variable. Bitcoin’s USD relationship is modest and less consistent, suggesting it has been less driven by dollar moves than the other assets in this group.</w:t>
+        <w:t>USD correlations: Over the last 30 trading days, USD moves have been closely tied to most major assets, with the strongest linkage in gold, where a firmer dollar has generally lined up with weaker gold prices, and vice versa. The S&amp;P 500 also shows a clear inverse relationship to the USD, while oil and broad commodities have tended to rise when the dollar rises, pointing to a concentrated but mixed pattern of USD sensitivity across risk and real assets. Bitcoin stands out with little recent connection to the dollar, indicating its day‑to‑day swings have mostly been driven by factors other than broad USD moves.</w:t>
       </w:r>
     </w:p>
     <w:sectPr>

--- a/data/usd_correlation_bottom_line.docx
+++ b/data/usd_correlation_bottom_line.docx
@@ -4,7 +4,7 @@
   <w:body>
     <w:p>
       <w:r>
-        <w:t>USD correlations: Over the last 30 trading days, USD moves have been closely tied to most major assets, with the strongest linkage in gold, where a firmer dollar has generally lined up with weaker gold prices, and vice versa. The S&amp;P 500 also shows a clear inverse relationship to the USD, while oil and broad commodities have tended to rise when the dollar rises, pointing to a concentrated but mixed pattern of USD sensitivity across risk and real assets. Bitcoin stands out with little recent connection to the dollar, indicating its day‑to‑day swings have mostly been driven by factors other than broad USD moves.</w:t>
+        <w:t>USD correlations: Over the last 30 trading days, USD sensitivity is concentrated in Gold (GLD), which shows the strongest inverse linkage, with SPX also moving notably opposite to the dollar. Oil (USO) and broad commodities (COMT) have moved moderately in the same direction as the USD, suggesting that recent dollar strength has coincided with firmer commodity prices rather than the usual headwind. The 15D window shows these relationships intensifying somewhat (especially for GLD), while the 90D view confirms that these USD linkages have been persistent rather than fleeting. Bitcoin futures, by contrast, have shown little consistent connection to the dollar over any of these horizons.</w:t>
       </w:r>
     </w:p>
     <w:sectPr>

--- a/data/usd_correlation_bottom_line.docx
+++ b/data/usd_correlation_bottom_line.docx
@@ -4,7 +4,7 @@
   <w:body>
     <w:p>
       <w:r>
-        <w:t>USD correlations: Over the last 30 trading days, USD sensitivity is concentrated in Gold (GLD), which shows the strongest inverse linkage, with SPX also moving notably opposite to the dollar. Oil (USO) and broad commodities (COMT) have moved moderately in the same direction as the USD, suggesting that recent dollar strength has coincided with firmer commodity prices rather than the usual headwind. The 15D window shows these relationships intensifying somewhat (especially for GLD), while the 90D view confirms that these USD linkages have been persistent rather than fleeting. Bitcoin futures, by contrast, have shown little consistent connection to the dollar over any of these horizons.</w:t>
+        <w:t>USD correlations: Over the last 30 trading days, USD sensitivity is concentrated in GLD, which shows the strongest inverse relationship to the dollar, with SPX also moving notably opposite to DXY and reinforcing an equity–gold “short USD” profile. USO and broad commodities tend to rise with a stronger dollar in this window, suggesting that recent commodity moves have leaned more with, rather than against, USD strength. Compared with the 90-day window, these linkages have generally intensified, especially for GLD and SPX, while Bitcoin’s correlation remains contained and close to zero across all horizons.</w:t>
       </w:r>
     </w:p>
     <w:sectPr>

--- a/data/usd_correlation_bottom_line.docx
+++ b/data/usd_correlation_bottom_line.docx
@@ -4,7 +4,7 @@
   <w:body>
     <w:p>
       <w:r>
-        <w:t>USD correlations: Over the last 30 trading days, USD sensitivity is concentrated in GLD, which shows the strongest inverse relationship to the dollar, with SPX also moving notably opposite to DXY and reinforcing an equity–gold “short USD” profile. USO and broad commodities tend to rise with a stronger dollar in this window, suggesting that recent commodity moves have leaned more with, rather than against, USD strength. Compared with the 90-day window, these linkages have generally intensified, especially for GLD and SPX, while Bitcoin’s correlation remains contained and close to zero across all horizons.</w:t>
+        <w:t>USD correlations: Over the last 30 trading days, USD linkages are concentrated in equities, gold, and energy, with the S&amp;P 500 and GLD moving meaningfully opposite the dollar while USO and broad commodities tend to rise when the dollar strengthens. Gold shows the clearest USD sensitivity, with a moderately strong negative correlation that has intensified over the last 15 days, reinforcing its role as a counter-dollar asset. The S&amp;P 500’s negative correlation to the dollar has also strengthened recently, while Bitcoin remains largely detached from USD moves across all windows.</w:t>
       </w:r>
     </w:p>
     <w:sectPr>

--- a/data/usd_correlation_bottom_line.docx
+++ b/data/usd_correlation_bottom_line.docx
@@ -4,7 +4,7 @@
   <w:body>
     <w:p>
       <w:r>
-        <w:t>USD correlations: Over the last 30 trading days, USD linkages are concentrated in equities, gold, and energy, with the S&amp;P 500 and GLD moving meaningfully opposite the dollar while USO and broad commodities tend to rise when the dollar strengthens. Gold shows the clearest USD sensitivity, with a moderately strong negative correlation that has intensified over the last 15 days, reinforcing its role as a counter-dollar asset. The S&amp;P 500’s negative correlation to the dollar has also strengthened recently, while Bitcoin remains largely detached from USD moves across all windows.</w:t>
+        <w:t>USD correlations: Over the last 30 trading days, USD sensitivity is concentrated in Gold (GLD), which shows the strongest inverse relationship: gold has generally risen when the dollar has fallen, and vice versa, with that pattern strengthening further in the shorter 15-day window. Equities (SPX) also display a clear negative linkage, while oil (USO) and broad commodities (COMT) tend to move in the same direction as the dollar, though less tightly than gold moves opposite it. Bitcoin futures stand out as relatively unlinked to the USD over this period, with correlations hovering near zero across windows.</w:t>
       </w:r>
     </w:p>
     <w:sectPr>

--- a/data/usd_correlation_bottom_line.docx
+++ b/data/usd_correlation_bottom_line.docx
@@ -4,7 +4,7 @@
   <w:body>
     <w:p>
       <w:r>
-        <w:t>USD correlations: Over the last 30 trading days, USD sensitivity is concentrated in Gold (GLD), which shows the strongest inverse relationship: gold has generally risen when the dollar has fallen, and vice versa, with that pattern strengthening further in the shorter 15-day window. Equities (SPX) also display a clear negative linkage, while oil (USO) and broad commodities (COMT) tend to move in the same direction as the dollar, though less tightly than gold moves opposite it. Bitcoin futures stand out as relatively unlinked to the USD over this period, with correlations hovering near zero across windows.</w:t>
+        <w:t>USD correlations: Over the last 30 trading days, USD moves have been most tightly linked to gold, with a clearly concentrated negative relationship, while the S&amp;P 500 shows a similar but slightly weaker inverse pattern. Oil and broad commodities have moved in the same direction as the USD, though that positive linkage is more moderate and has been a bit stronger in the very short run than over the 90-day window. Bitcoin’s relationship with the dollar remains negligible, with correlations hovering near zero across all horizons.</w:t>
       </w:r>
     </w:p>
     <w:sectPr>

--- a/data/usd_correlation_bottom_line.docx
+++ b/data/usd_correlation_bottom_line.docx
@@ -4,7 +4,7 @@
   <w:body>
     <w:p>
       <w:r>
-        <w:t>USD correlations: Over the last 30 trading days, USD moves have been most tightly linked to gold, with a clearly concentrated negative relationship, while the S&amp;P 500 shows a similar but slightly weaker inverse pattern. Oil and broad commodities have moved in the same direction as the USD, though that positive linkage is more moderate and has been a bit stronger in the very short run than over the 90-day window. Bitcoin’s relationship with the dollar remains negligible, with correlations hovering near zero across all horizons.</w:t>
+        <w:t>USD correlations: Over the last 30 trading days, most major assets show a meaningful link to the dollar, with risk assets like the S&amp;P 500 tending to fall when the USD strengthens, while oil and broad commodities generally rise alongside it. The USD relationship is concentrated in Gold Trust (GLD), which has the strongest and consistently negative correlation, indicating that gold has been the most sensitive counter-move to dollar swings across 15D, 30D, and 90D windows. Bitcoin futures, by contrast, have shown little consistent connection to the USD over any horizon, suggesting it has been trading largely on its own drivers rather than dollar moves.</w:t>
       </w:r>
     </w:p>
     <w:sectPr>

--- a/data/usd_correlation_bottom_line.docx
+++ b/data/usd_correlation_bottom_line.docx
@@ -4,7 +4,7 @@
   <w:body>
     <w:p>
       <w:r>
-        <w:t>USD correlations: Over the last 30 trading days, most major assets show a meaningful link to the dollar, with risk assets like the S&amp;P 500 tending to fall when the USD strengthens, while oil and broad commodities generally rise alongside it. The USD relationship is concentrated in Gold Trust (GLD), which has the strongest and consistently negative correlation, indicating that gold has been the most sensitive counter-move to dollar swings across 15D, 30D, and 90D windows. Bitcoin futures, by contrast, have shown little consistent connection to the USD over any horizon, suggesting it has been trading largely on its own drivers rather than dollar moves.</w:t>
+        <w:t>USD correlations: Over the last 30 trading days, USD sensitivity is concentrated in Gold Trust (GLD), which shows the strongest inverse relationship with the dollar, followed by a similar but slightly weaker negative linkage for the S&amp;P 500. Oil (USO) and broad commodities (COMT) both move moderately in the same direction as the USD, indicating that recent commodity pricing has been partly aligned with dollar strength. Bitcoin futures, by contrast, show little meaningful connection to the USD over this window.</w:t>
       </w:r>
     </w:p>
     <w:sectPr>

--- a/data/usd_correlation_bottom_line.docx
+++ b/data/usd_correlation_bottom_line.docx
@@ -4,7 +4,7 @@
   <w:body>
     <w:p>
       <w:r>
-        <w:t>USD correlations: Over the last 30 trading days, USD sensitivity is concentrated in Gold Trust (GLD), which shows the strongest inverse relationship with the dollar, followed by a similar but slightly weaker negative linkage for the S&amp;P 500. Oil (USO) and broad commodities (COMT) both move moderately in the same direction as the USD, indicating that recent commodity pricing has been partly aligned with dollar strength. Bitcoin futures, by contrast, show little meaningful connection to the USD over this window.</w:t>
+        <w:t>USD correlations: Over the last 30 trading days, USD moves have shown meaningful linkages across most assets, with sensitivity concentrated in gold, which has a clear inverse pattern (stronger dollar, weaker GLD), and in oil and broad commodities, which have tended to rise alongside the dollar. The S&amp;P 500 has also traded inversely to the USD, though less sharply than gold, while Bitcoin has been relatively contained and loosely tied to dollar moves. Shorter-term (15-day) readings show an even tighter negative linkage for gold and a still-solid positive linkage for oil, while the 90-day window points to generally similar but slightly softer relationships across the complex.</w:t>
       </w:r>
     </w:p>
     <w:sectPr>

--- a/data/usd_correlation_bottom_line.docx
+++ b/data/usd_correlation_bottom_line.docx
@@ -4,7 +4,7 @@
   <w:body>
     <w:p>
       <w:r>
-        <w:t>USD correlations: Over the last 30 trading days, USD moves have shown meaningful linkages across most assets, with sensitivity concentrated in gold, which has a clear inverse pattern (stronger dollar, weaker GLD), and in oil and broad commodities, which have tended to rise alongside the dollar. The S&amp;P 500 has also traded inversely to the USD, though less sharply than gold, while Bitcoin has been relatively contained and loosely tied to dollar moves. Shorter-term (15-day) readings show an even tighter negative linkage for gold and a still-solid positive linkage for oil, while the 90-day window points to generally similar but slightly softer relationships across the complex.</w:t>
+        <w:t>USD correlations: Over the last 30 trading days, USD sensitivity is concentrated in Gold (GLD), which shows the strongest inverse linkage, with stocks (SPX) also tending to fall when the dollar strengthens. Oil (USO) and broad commodities (COMT) have moved more often in the same direction as the USD, suggesting they have recently traded more like “pro-USD” assets than hedges. The 15D window shows these patterns have intensified for GLD and USO, while the 90D view indicates that these relationships have been present but somewhat milder over a longer horizon. Bitcoin futures exhibit only a weak and unstable connection to the dollar across all windows.</w:t>
       </w:r>
     </w:p>
     <w:sectPr>

--- a/data/usd_correlation_bottom_line.docx
+++ b/data/usd_correlation_bottom_line.docx
@@ -4,7 +4,7 @@
   <w:body>
     <w:p>
       <w:r>
-        <w:t>USD correlations: Over the last 30 trading days, USD sensitivity is concentrated in Gold (GLD), which shows the strongest inverse linkage, with stocks (SPX) also tending to fall when the dollar strengthens. Oil (USO) and broad commodities (COMT) have moved more often in the same direction as the USD, suggesting they have recently traded more like “pro-USD” assets than hedges. The 15D window shows these patterns have intensified for GLD and USO, while the 90D view indicates that these relationships have been present but somewhat milder over a longer horizon. Bitcoin futures exhibit only a weak and unstable connection to the dollar across all windows.</w:t>
+        <w:t>USD correlations: Over the last 30 trading days, USD sensitivity is concentrated in Gold, which shows the strongest inverse relationship, with stocks also moving notably opposite the dollar while oil and broad commodities have tended to rise when the dollar strengthens. The short-term window shows this pattern intensifying for Gold and moderating slightly for equities, while the 90-day view suggests these linkages have built over time rather than appearing abruptly. Bitcoin stands out as largely detached from recent dollar moves, with correlations hovering near zero in the near term.</w:t>
       </w:r>
     </w:p>
     <w:sectPr>

--- a/data/usd_correlation_bottom_line.docx
+++ b/data/usd_correlation_bottom_line.docx
@@ -4,7 +4,7 @@
   <w:body>
     <w:p>
       <w:r>
-        <w:t>USD correlations: Over the last 30 trading days, USD sensitivity is concentrated in Gold, which shows the strongest inverse relationship, with stocks also moving notably opposite the dollar while oil and broad commodities have tended to rise when the dollar strengthens. The short-term window shows this pattern intensifying for Gold and moderating slightly for equities, while the 90-day view suggests these linkages have built over time rather than appearing abruptly. Bitcoin stands out as largely detached from recent dollar moves, with correlations hovering near zero in the near term.</w:t>
+        <w:t>USD correlations: Over the last 30 trading days, USD sensitivity is fairly broad across major assets, with the strongest linkage concentrated in gold, where GLD has moved sharply in the opposite direction of the dollar. Equities (SPX) also show a clear inverse relationship to the USD, while oil (USO) and broad commodities (COMT) have tended to rise with a stronger dollar. The 15D vs. 90D patterns suggest these relationships have recently intensified for gold and equities, and become more firmly positive for commodities, while Bitcoin’s linkage to the USD remains minimal and unstable.</w:t>
       </w:r>
     </w:p>
     <w:sectPr>

--- a/data/usd_correlation_bottom_line.docx
+++ b/data/usd_correlation_bottom_line.docx
@@ -4,7 +4,7 @@
   <w:body>
     <w:p>
       <w:r>
-        <w:t>USD correlations: Over the last 30 trading days, USD sensitivity is fairly broad across major assets, with the strongest linkage concentrated in gold, where GLD has moved sharply in the opposite direction of the dollar. Equities (SPX) also show a clear inverse relationship to the USD, while oil (USO) and broad commodities (COMT) have tended to rise with a stronger dollar. The 15D vs. 90D patterns suggest these relationships have recently intensified for gold and equities, and become more firmly positive for commodities, while Bitcoin’s linkage to the USD remains minimal and unstable.</w:t>
+        <w:t>USD correlations: Over the last 30 trading days, USD sensitivity is concentrated in gold, which has a strong negative linkage, followed closely by the S&amp;P 500; both have become more inversely tied to the dollar lately versus their 90-day patterns. Oil and broad commodities now move moderately in the same direction as the USD, with their positive correlations also somewhat stronger than the 90-day backdrop. Bitcoin shows a weaker, but still negative, relationship to the dollar, and its linkage is notably lighter than that of gold or equities.</w:t>
       </w:r>
     </w:p>
     <w:sectPr>

--- a/data/usd_correlation_bottom_line.docx
+++ b/data/usd_correlation_bottom_line.docx
@@ -4,7 +4,7 @@
   <w:body>
     <w:p>
       <w:r>
-        <w:t>USD correlations: Over the last 30 trading days, USD sensitivity is concentrated in gold, which has a strong negative linkage, followed closely by the S&amp;P 500; both have become more inversely tied to the dollar lately versus their 90-day patterns. Oil and broad commodities now move moderately in the same direction as the USD, with their positive correlations also somewhat stronger than the 90-day backdrop. Bitcoin shows a weaker, but still negative, relationship to the dollar, and its linkage is notably lighter than that of gold or equities.</w:t>
+        <w:t>USD correlations: Over the last 30 trading days, USD sensitivity is concentrated in GLD and SPX, both showing strong negative linkages, meaning they have tended to fall when the dollar rises and vice versa, with GLD’s inverse relationship especially intense in the most recent 15-day window. USO and broad commodities have moved more in tandem with the dollar, with moderate positive correlations that have strengthened versus the 90-day backdrop. Bitcoin shows a mild, more stable negative relationship with the USD that is weaker than the equity and gold linkages.</w:t>
       </w:r>
     </w:p>
     <w:sectPr>

--- a/data/usd_correlation_bottom_line.docx
+++ b/data/usd_correlation_bottom_line.docx
@@ -4,7 +4,7 @@
   <w:body>
     <w:p>
       <w:r>
-        <w:t>USD correlations: Over the last 30 trading days, USD sensitivity is concentrated in GLD and SPX, both showing strong negative linkages, meaning they have tended to fall when the dollar rises and vice versa, with GLD’s inverse relationship especially intense in the most recent 15-day window. USO and broad commodities have moved more in tandem with the dollar, with moderate positive correlations that have strengthened versus the 90-day backdrop. Bitcoin shows a mild, more stable negative relationship with the USD that is weaker than the equity and gold linkages.</w:t>
+        <w:t>USD correlations: Over the last 30 trading days, USD sensitivity is concentrated in equities and gold, with the S&amp;P 500 and GLD both showing strong inverse moves when the dollar strengthens, and that negative linkage has intensified over the last 15 days. Oil (USO) and broad commodities (COMT) have moved moderately in the same direction as the USD, suggesting that recent commodity price swings have tended to align with dollar moves rather than offset them. Bitcoin’s linkage to the USD is weaker and more variable, with only a mild negative relationship over the 30- and 90-day windows.</w:t>
       </w:r>
     </w:p>
     <w:sectPr>

--- a/data/usd_correlation_bottom_line.docx
+++ b/data/usd_correlation_bottom_line.docx
@@ -4,7 +4,7 @@
   <w:body>
     <w:p>
       <w:r>
-        <w:t>USD correlations: Over the last 30 trading days, USD sensitivity is concentrated in equities and gold, with the S&amp;P 500 and GLD both showing strong inverse moves when the dollar strengthens, and that negative linkage has intensified over the last 15 days. Oil (USO) and broad commodities (COMT) have moved moderately in the same direction as the USD, suggesting that recent commodity price swings have tended to align with dollar moves rather than offset them. Bitcoin’s linkage to the USD is weaker and more variable, with only a mild negative relationship over the 30- and 90-day windows.</w:t>
+        <w:t>USD correlations: Over the last 30 trading days, USD sensitivity is concentrated in equities and gold, with the S&amp;P 500 and GLD both showing strong inverse moves when the dollar strengthens, and that pattern has intensified in the shorter 15-day window. Commodities and oil have been moving more in step with the USD, with USO showing the clearest positive linkage, suggesting energy prices have recently tended to rise alongside a stronger dollar. Bitcoin’s USD relationship is weaker and more unstable, with only a mild negative link over 30 and 90 days despite a sharper inverse pattern over the last 15 days.</w:t>
       </w:r>
     </w:p>
     <w:sectPr>

--- a/data/usd_correlation_bottom_line.docx
+++ b/data/usd_correlation_bottom_line.docx
@@ -4,7 +4,7 @@
   <w:body>
     <w:p>
       <w:r>
-        <w:t>USD correlations: Over the last 30 trading days, USD sensitivity is concentrated in equities and gold, with the S&amp;P 500 and GLD both showing strong inverse moves when the dollar strengthens, and that pattern has intensified in the shorter 15-day window. Commodities and oil have been moving more in step with the USD, with USO showing the clearest positive linkage, suggesting energy prices have recently tended to rise alongside a stronger dollar. Bitcoin’s USD relationship is weaker and more unstable, with only a mild negative link over 30 and 90 days despite a sharper inverse pattern over the last 15 days.</w:t>
+        <w:t>USD correlations: Over the last 30 trading days, USD sensitivity is meaningful across most assets, with the strongest linkage concentrated in gold, which has moved strongly opposite the dollar and has recently become even more negatively tied. Equities (SPX) also show a firm inverse relationship to the USD, while Bitcoin’s negative linkage is weaker and more volatile over time. In contrast, oil (USO) and broad commodities have been moving with the dollar, with oil showing a steadier positive connection than the broader commodity basket.</w:t>
       </w:r>
     </w:p>
     <w:sectPr>

--- a/data/usd_correlation_bottom_line.docx
+++ b/data/usd_correlation_bottom_line.docx
@@ -4,7 +4,7 @@
   <w:body>
     <w:p>
       <w:r>
-        <w:t>USD correlations: Over the last 30 trading days, USD sensitivity is meaningful across most assets, with the strongest linkage concentrated in gold, which has moved strongly opposite the dollar and has recently become even more negatively tied. Equities (SPX) also show a firm inverse relationship to the USD, while Bitcoin’s negative linkage is weaker and more volatile over time. In contrast, oil (USO) and broad commodities have been moving with the dollar, with oil showing a steadier positive connection than the broader commodity basket.</w:t>
+        <w:t>USD correlations: Over the last 30 trading days, USD sensitivity is concentrated in gold and U. S. equities, with both GLD and the S&amp;P 500 showing strong inverse moves versus DXY, and those negative ties have intensified in the shorter 15-day window. Oil (USO) and broad commodities (COMT) have been more moderately aligned with a stronger dollar, suggesting that recent USD strength has tended to come alongside firmer energy and commodity prices.</w:t>
       </w:r>
     </w:p>
     <w:sectPr>

--- a/data/usd_correlation_bottom_line.docx
+++ b/data/usd_correlation_bottom_line.docx
@@ -4,7 +4,7 @@
   <w:body>
     <w:p>
       <w:r>
-        <w:t>USD correlations: Over the last 30 trading days, USD sensitivity is concentrated in gold and U. S. equities, with both GLD and the S&amp;P 500 showing strong inverse moves versus DXY, and those negative ties have intensified in the shorter 15-day window. Oil (USO) and broad commodities (COMT) have been more moderately aligned with a stronger dollar, suggesting that recent USD strength has tended to come alongside firmer energy and commodity prices.</w:t>
+        <w:t>USD correlations: Over the last 30 trading days, USD linkages are meaningful across all tracked assets, with the strongest sensitivity concentrated in gold and U. S. equities, both tending to move opposite the dollar. Gold’s correlation has been strongly negative in the short term and has strengthened versus its 90-day reading, while the S&amp;P 500 shows a similarly firm, though slightly less intense, negative linkage.</w:t>
       </w:r>
     </w:p>
     <w:sectPr>

--- a/data/usd_correlation_bottom_line.docx
+++ b/data/usd_correlation_bottom_line.docx
@@ -4,7 +4,7 @@
   <w:body>
     <w:p>
       <w:r>
-        <w:t>USD correlations: Over the last 30 trading days, USD linkages are meaningful across all tracked assets, with the strongest sensitivity concentrated in gold and U. S. equities, both tending to move opposite the dollar. Gold’s correlation has been strongly negative in the short term and has strengthened versus its 90-day reading, while the S&amp;P 500 shows a similarly firm, though slightly less intense, negative linkage.</w:t>
+        <w:t>USD correlations: Over the last 30 trading days, all tracked assets have shown meaningful linkage to the dollar, with sensitivity concentrated in gold (GLD), which has the strongest inverse relationship to DXY and has become even more negatively tied on the 15D window. The S&amp;P 500 (SPX) is also strongly negatively correlated, implying that recent equity gains have tended to line up with dollar weakness. Oil (USO) and broad commodities (COMT) are positively aligned with the USD, while Bitcoin’s (BTC) inverse linkage is noticeable but weaker and more variable than gold’s or equities’.</w:t>
       </w:r>
     </w:p>
     <w:sectPr>

--- a/data/usd_correlation_bottom_line.docx
+++ b/data/usd_correlation_bottom_line.docx
@@ -4,7 +4,7 @@
   <w:body>
     <w:p>
       <w:r>
-        <w:t>USD correlations: Over the last 30 trading days, all tracked assets have shown meaningful linkage to the dollar, with sensitivity concentrated in gold (GLD), which has the strongest inverse relationship to DXY and has become even more negatively tied on the 15D window. The S&amp;P 500 (SPX) is also strongly negatively correlated, implying that recent equity gains have tended to line up with dollar weakness. Oil (USO) and broad commodities (COMT) are positively aligned with the USD, while Bitcoin’s (BTC) inverse linkage is noticeable but weaker and more variable than gold’s or equities’.</w:t>
+        <w:t>USD correlations: Over the last 30 trading days, USD sensitivity is concentrated in Gold (GLD), which shows the strongest inverse relationship, while the S&amp;P 500 (SPX) and Bitcoin futures also tend to move opposite the dollar, but a bit less tightly. Oil (USO) and broad commodities (COMT) both show a positive linkage to the USD, with oil leading that group. Shorter-window readings mostly reinforce these patterns, with GLD’s and SPX’s negative links intensifying over 15 days, while longer 90-day windows show somewhat weaker but still meaningful USD relationships across the complex.</w:t>
       </w:r>
     </w:p>
     <w:sectPr>

--- a/data/usd_correlation_bottom_line.docx
+++ b/data/usd_correlation_bottom_line.docx
@@ -4,7 +4,7 @@
   <w:body>
     <w:p>
       <w:r>
-        <w:t>USD correlations: Over the last 30 trading days, USD sensitivity is concentrated in Gold (GLD), which shows the strongest inverse relationship, while the S&amp;P 500 (SPX) and Bitcoin futures also tend to move opposite the dollar, but a bit less tightly. Oil (USO) and broad commodities (COMT) both show a positive linkage to the USD, with oil leading that group. Shorter-window readings mostly reinforce these patterns, with GLD’s and SPX’s negative links intensifying over 15 days, while longer 90-day windows show somewhat weaker but still meaningful USD relationships across the complex.</w:t>
+        <w:t>USD correlations: Over the last 30 trading days, USD sensitivity is concentrated in equities, gold, and crypto, with the S&amp;P 500 and Bitcoin tending to weaken when the dollar strengthens, and gold showing the tightest inverse linkage of the group. Gold’s negative correlation with the USD is both strong and persistent, while Bitcoin’s USD linkage is meaningful but somewhat weaker and less stable over 90 days. Oil shows a moderate positive relationship with the dollar, and broad commodities overall remain relatively insulated from USD moves, especially in the shorter window.</w:t>
       </w:r>
     </w:p>
     <w:sectPr>

--- a/data/usd_correlation_bottom_line.docx
+++ b/data/usd_correlation_bottom_line.docx
@@ -4,7 +4,7 @@
   <w:body>
     <w:p>
       <w:r>
-        <w:t>USD correlations: Over the last 30 trading days, USD sensitivity is concentrated in equities, gold, and crypto, with the S&amp;P 500 and Bitcoin tending to weaken when the dollar strengthens, and gold showing the tightest inverse linkage of the group. Gold’s negative correlation with the USD is both strong and persistent, while Bitcoin’s USD linkage is meaningful but somewhat weaker and less stable over 90 days. Oil shows a moderate positive relationship with the dollar, and broad commodities overall remain relatively insulated from USD moves, especially in the shorter window.</w:t>
+        <w:t>USD correlations: Over the last 30 trading days, USD moves have been most tightly linked to gold, with a strong inverse relationship that has intensified recently, while the S&amp;P 500 and Bitcoin also show notable but somewhat less pronounced negative sensitivity. Oil stands out as the main asset moving with the dollar, and its positive linkage has been relatively stable across the 15D, 30D, and 90D windows. Broad commodities show only a mild and more contained connection to USD, suggesting that the influence of the dollar is concentrated in specific assets rather than spread evenly across the complex.</w:t>
       </w:r>
     </w:p>
     <w:sectPr>

--- a/data/usd_correlation_bottom_line.docx
+++ b/data/usd_correlation_bottom_line.docx
@@ -4,7 +4,7 @@
   <w:body>
     <w:p>
       <w:r>
-        <w:t>USD correlations: Over the last 30 trading days, USD moves have been most tightly linked to gold, with a strong inverse relationship that has intensified recently, while the S&amp;P 500 and Bitcoin also show notable but somewhat less pronounced negative sensitivity. Oil stands out as the main asset moving with the dollar, and its positive linkage has been relatively stable across the 15D, 30D, and 90D windows. Broad commodities show only a mild and more contained connection to USD, suggesting that the influence of the dollar is concentrated in specific assets rather than spread evenly across the complex.</w:t>
+        <w:t>USD correlations: Over the last 30 trading days, USD moves have been most tightly linked to gold, with a strong inverse relationship that suggests a firmer dollar has tended to coincide with weaker gold prices, and vice versa. Equities and bitcoin also show clear negative sensitivity to the USD, while oil has moved moderately in the same direction as the dollar. Broad commodities stand out as relatively insulated from the USD over this window, and the 15D vs. 90D patterns point to recently strengthening USD linkages for most assets, especially gold and the S&amp;P 500.</w:t>
       </w:r>
     </w:p>
     <w:sectPr>

--- a/data/usd_correlation_bottom_line.docx
+++ b/data/usd_correlation_bottom_line.docx
@@ -4,7 +4,7 @@
   <w:body>
     <w:p>
       <w:r>
-        <w:t>USD correlations: Over the last 30 trading days, USD moves have been most tightly linked to gold, with a strong inverse relationship that suggests a firmer dollar has tended to coincide with weaker gold prices, and vice versa. Equities and bitcoin also show clear negative sensitivity to the USD, while oil has moved moderately in the same direction as the dollar. Broad commodities stand out as relatively insulated from the USD over this window, and the 15D vs. 90D patterns point to recently strengthening USD linkages for most assets, especially gold and the S&amp;P 500.</w:t>
+        <w:t>USD correlations: Over the last 30 trading days, USD sensitivity is concentrated in Gold (GLD), which shows a strong negative linkage, and in the S&amp;P 500 (SPX) and Bitcoin futures, which also tend to move opposite the dollar, though less intensely. USO displays a moderate positive relationship with the USD, while broad commodities (COMT) have only a mild connection, suggesting that recent dollar moves have not been a dominant driver for the broad commodity basket. Compared with the 90-day window, GLD’s and SPX’s negative links to the USD have sharpened, while Bitcoin’s linkage has strengthened more recently on the 15-day view.</w:t>
       </w:r>
     </w:p>
     <w:sectPr>

--- a/data/usd_correlation_bottom_line.docx
+++ b/data/usd_correlation_bottom_line.docx
@@ -4,7 +4,7 @@
   <w:body>
     <w:p>
       <w:r>
-        <w:t>USD correlations: Over the last 30 trading days, USD sensitivity is concentrated in Gold (GLD), which shows a strong negative linkage, and in the S&amp;P 500 (SPX) and Bitcoin futures, which also tend to move opposite the dollar, though less intensely. USO displays a moderate positive relationship with the USD, while broad commodities (COMT) have only a mild connection, suggesting that recent dollar moves have not been a dominant driver for the broad commodity basket. Compared with the 90-day window, GLD’s and SPX’s negative links to the USD have sharpened, while Bitcoin’s linkage has strengthened more recently on the 15-day view.</w:t>
+        <w:t>USD correlations: Over the last 30 trading days, USD sensitivity is concentrated in Gold (GLD), which shows a strong and stable inverse relationship with the dollar, and in risk assets like the S&amp;P 500 (SPX) and Bitcoin futures that also tend to fall when the USD strengthens. Oil (USO) has moved more in tandem with the dollar, while broad commodities (COMT) show only a mild USD link, suggesting more idiosyncratic drivers there. The 15D vs. 90D patterns indicate that Gold’s negative linkage has intensified recently, whereas Bitcoin’s USD sensitivity has weakened over the longer window.</w:t>
       </w:r>
     </w:p>
     <w:sectPr>

--- a/data/usd_correlation_bottom_line.docx
+++ b/data/usd_correlation_bottom_line.docx
@@ -4,7 +4,7 @@
   <w:body>
     <w:p>
       <w:r>
-        <w:t>USD correlations: Over the last 30 trading days, USD sensitivity is concentrated in Gold (GLD), which shows a strong and stable inverse relationship with the dollar, and in risk assets like the S&amp;P 500 (SPX) and Bitcoin futures that also tend to fall when the USD strengthens. Oil (USO) has moved more in tandem with the dollar, while broad commodities (COMT) show only a mild USD link, suggesting more idiosyncratic drivers there. The 15D vs. 90D patterns indicate that Gold’s negative linkage has intensified recently, whereas Bitcoin’s USD sensitivity has weakened over the longer window.</w:t>
+        <w:t>USD correlations: Over the last 30 trading days, USD sensitivity is concentrated in a few assets, with gold showing the strongest inverse linkage to the dollar, followed by the S&amp;P 500 and, to a lesser extent, Bitcoin. Gold’s consistently strong negative correlation across 15D and 30D highlights it as the cleanest “USD mirror,” while the S&amp;P’s negative linkage has also been persistent but slightly weaker. Bitcoin’s inverse relationship has faded versus 15D levels, pointing to a less stable USD connection. Broad commodities show contained correlation, and oil’s moderate positive linkage to the dollar has been easing compared with the 90D window.</w:t>
       </w:r>
     </w:p>
     <w:sectPr>

--- a/data/usd_correlation_bottom_line.docx
+++ b/data/usd_correlation_bottom_line.docx
@@ -4,7 +4,7 @@
   <w:body>
     <w:p>
       <w:r>
-        <w:t>USD correlations: Over the last 30 trading days, USD sensitivity is concentrated in a few assets, with gold showing the strongest inverse linkage to the dollar, followed by the S&amp;P 500 and, to a lesser extent, Bitcoin. Gold’s consistently strong negative correlation across 15D and 30D highlights it as the cleanest “USD mirror,” while the S&amp;P’s negative linkage has also been persistent but slightly weaker. Bitcoin’s inverse relationship has faded versus 15D levels, pointing to a less stable USD connection. Broad commodities show contained correlation, and oil’s moderate positive linkage to the dollar has been easing compared with the 90D window.</w:t>
+        <w:t>USD correlations: Over the last 30 trading days, equity (SPX) and gold (GLD) show the clearest inverse linkage to the dollar, with GLD’s correlation especially strong, suggesting USD sensitivity is concentrated in those assets rather than broad across the complex. Bitcoin’s negative correlation to DXY is more moderate and has faded versus the recent 15D window, while broad commodities (COMT) appear relatively insulated from dollar moves. Oil (USO) has stayed modestly positively linked to the USD, with that relationship strengthening when viewed over the full 90D backdrop.</w:t>
       </w:r>
     </w:p>
     <w:sectPr>

--- a/data/usd_correlation_bottom_line.docx
+++ b/data/usd_correlation_bottom_line.docx
@@ -4,7 +4,7 @@
   <w:body>
     <w:p>
       <w:r>
-        <w:t>USD correlations: Over the last 30 trading days, equity (SPX) and gold (GLD) show the clearest inverse linkage to the dollar, with GLD’s correlation especially strong, suggesting USD sensitivity is concentrated in those assets rather than broad across the complex. Bitcoin’s negative correlation to DXY is more moderate and has faded versus the recent 15D window, while broad commodities (COMT) appear relatively insulated from dollar moves. Oil (USO) has stayed modestly positively linked to the USD, with that relationship strengthening when viewed over the full 90D backdrop.</w:t>
+        <w:t>USD correlations: Over the last 30 trading days, USD sensitivity is concentrated in GLD, SPX, and Bitcoin, all showing clear negative links to the dollar, with gold the standout as it has moved strongly in the opposite direction of DXY. SPX and Bitcoin also tend to weaken when the dollar strengthens, and their 15D and 90D readings suggest this inverse pattern has been fairly persistent, though somewhat less stable over longer windows for Bitcoin. In contrast, broad commodities show only a mild and inconsistent connection to the dollar, while oil’s modest positive linkage has been stronger over 90 days than in the more recent 15–30 day windows.</w:t>
       </w:r>
     </w:p>
     <w:sectPr>

--- a/data/usd_correlation_bottom_line.docx
+++ b/data/usd_correlation_bottom_line.docx
@@ -4,7 +4,7 @@
   <w:body>
     <w:p>
       <w:r>
-        <w:t>USD correlations: Over the last 30 trading days, USD sensitivity is concentrated in GLD, SPX, and Bitcoin, all showing clear negative links to the dollar, with gold the standout as it has moved strongly in the opposite direction of DXY. SPX and Bitcoin also tend to weaken when the dollar strengthens, and their 15D and 90D readings suggest this inverse pattern has been fairly persistent, though somewhat less stable over longer windows for Bitcoin. In contrast, broad commodities show only a mild and inconsistent connection to the dollar, while oil’s modest positive linkage has been stronger over 90 days than in the more recent 15–30 day windows.</w:t>
+        <w:t>USD correlations: Over the last 30 trading days, USD moves have been most tightly linked to Gold (GLD), with a clear inverse relationship that is stronger than its 90D average, while the S&amp;P 500 (SPX) and Bitcoin (BTC) also show meaningful but slightly less intense negative linkages. This implies USD strength has generally gone hand-in-hand with weakness in these “risk” and alternative assets, with the influence most concentrated in Gold. In contrast, oil (USO) and broad commodities (COMT) show only mild positive co-movement with the USD on a 30D basis, much weaker than their 90D tendency, suggesting more contained and recently fading USD sensitivity in the broader commodity complex.</w:t>
       </w:r>
     </w:p>
     <w:sectPr>

--- a/data/usd_correlation_bottom_line.docx
+++ b/data/usd_correlation_bottom_line.docx
@@ -4,7 +4,7 @@
   <w:body>
     <w:p>
       <w:r>
-        <w:t>USD correlations: Over the last 30 trading days, USD moves have been most tightly linked to Gold (GLD), with a clear inverse relationship that is stronger than its 90D average, while the S&amp;P 500 (SPX) and Bitcoin (BTC) also show meaningful but slightly less intense negative linkages. This implies USD strength has generally gone hand-in-hand with weakness in these “risk” and alternative assets, with the influence most concentrated in Gold. In contrast, oil (USO) and broad commodities (COMT) show only mild positive co-movement with the USD on a 30D basis, much weaker than their 90D tendency, suggesting more contained and recently fading USD sensitivity in the broader commodity complex.</w:t>
+        <w:t>USD correlations: Over the last 30 trading days, USD moves have been most tightly linked to gold and U. S. equities, with both GLD and the S&amp;P 500 showing moderately negative correlations, and Bitcoin also tending to weaken when the dollar strengthens. This influence is concentrated rather than broad-based, as broad commodities and oil show only mild, positive USD linkage despite a somewhat stronger relationship over 90 days.</w:t>
       </w:r>
     </w:p>
     <w:sectPr>

--- a/data/usd_correlation_bottom_line.docx
+++ b/data/usd_correlation_bottom_line.docx
@@ -4,7 +4,7 @@
   <w:body>
     <w:p>
       <w:r>
-        <w:t>USD correlations: Over the last 30 trading days, USD moves have been most tightly linked to gold and U. S. equities, with both GLD and the S&amp;P 500 showing moderately negative correlations, and Bitcoin also tending to weaken when the dollar strengthens. This influence is concentrated rather than broad-based, as broad commodities and oil show only mild, positive USD linkage despite a somewhat stronger relationship over 90 days.</w:t>
+        <w:t>USD correlations: Over the last 30 trading days, USD sensitivity is concentrated in risk assets and gold, with the S&amp;P 500 and Bitcoin tending to weaken when the dollar strengthens, and gold showing the strongest inverse relationship. Gold’s link to the dollar is not only strong but also stable across the 15D and 30D windows, while the S&amp;P 500 and Bitcoin show somewhat softer but still meaningful inverse co-moves. In contrast, oil and broad commodities have only weak, short-term ties to the USD right now, despite their more dollar-linked behavior over the last 90 trading days.</w:t>
       </w:r>
     </w:p>
     <w:sectPr>

--- a/data/usd_correlation_bottom_line.docx
+++ b/data/usd_correlation_bottom_line.docx
@@ -4,7 +4,7 @@
   <w:body>
     <w:p>
       <w:r>
-        <w:t>USD correlations: Over the last 30 trading days, USD sensitivity is concentrated in risk assets and gold, with the S&amp;P 500 and Bitcoin tending to weaken when the dollar strengthens, and gold showing the strongest inverse relationship. Gold’s link to the dollar is not only strong but also stable across the 15D and 30D windows, while the S&amp;P 500 and Bitcoin show somewhat softer but still meaningful inverse co-moves. In contrast, oil and broad commodities have only weak, short-term ties to the USD right now, despite their more dollar-linked behavior over the last 90 trading days.</w:t>
+        <w:t>USD correlations: Over the last 30 trading days, equity (SPX), gold (GLD), and bitcoin (BTC) have all moved meaningfully opposite the dollar, with the strongest and most concentrated linkage in GLD. The recent 15D readings show this negative sensitivity persisting, especially for GLD and BTC, while the 90D window suggests that gold’s inverse relationship has been more stable than bitcoin’s. In contrast, oil (USO) and broad commodities (COMT) show contained and shifting correlations, indicating only limited and inconsistent USD influence on those segments over these horizons.</w:t>
       </w:r>
     </w:p>
     <w:sectPr>

--- a/data/usd_correlation_bottom_line.docx
+++ b/data/usd_correlation_bottom_line.docx
@@ -4,7 +4,7 @@
   <w:body>
     <w:p>
       <w:r>
-        <w:t>USD correlations: Over the last 30 trading days, equity (SPX), gold (GLD), and bitcoin (BTC) have all moved meaningfully opposite the dollar, with the strongest and most concentrated linkage in GLD. The recent 15D readings show this negative sensitivity persisting, especially for GLD and BTC, while the 90D window suggests that gold’s inverse relationship has been more stable than bitcoin’s. In contrast, oil (USO) and broad commodities (COMT) show contained and shifting correlations, indicating only limited and inconsistent USD influence on those segments over these horizons.</w:t>
+        <w:t>USD correlations: Over the last 30 trading days, USD linkages are concentrated in risk assets and gold, with the S&amp;P 500 and Bitcoin both moving meaningfully opposite the dollar and gold showing the single strongest inverse sensitivity. Gold’s consistently strong negative correlation across 15D and 30D, easing but still notable over 90D, highlights it as the clearest counter-USD asset in this set. By contrast, oil and broad commodities show only mild and less stable ties to the dollar near term, despite having more positive USD linkage over the 90D window.</w:t>
       </w:r>
     </w:p>
     <w:sectPr>

--- a/data/usd_correlation_bottom_line.docx
+++ b/data/usd_correlation_bottom_line.docx
@@ -4,7 +4,7 @@
   <w:body>
     <w:p>
       <w:r>
-        <w:t>USD correlations: Over the last 30 trading days, USD linkages are concentrated in risk assets and gold, with the S&amp;P 500 and Bitcoin both moving meaningfully opposite the dollar and gold showing the single strongest inverse sensitivity. Gold’s consistently strong negative correlation across 15D and 30D, easing but still notable over 90D, highlights it as the clearest counter-USD asset in this set. By contrast, oil and broad commodities show only mild and less stable ties to the dollar near term, despite having more positive USD linkage over the 90D window.</w:t>
+        <w:t>USD correlations: Over the last 30 trading days, USD sensitivity is concentrated in equities, gold, and Bitcoin, all of which tend to move opposite the dollar, with gold showing the tightest inverse linkage. The S&amp;P 500 and Bitcoin also lean meaningfully negative to the USD, though less strongly than gold. Oil and the broad commodity basket show only mild, unstable connections to the dollar, with short- and long-horizon correlations flipping signs and staying relatively contained.</w:t>
       </w:r>
     </w:p>
     <w:sectPr>

--- a/data/usd_correlation_bottom_line.docx
+++ b/data/usd_correlation_bottom_line.docx
@@ -4,7 +4,7 @@
   <w:body>
     <w:p>
       <w:r>
-        <w:t>USD correlations: Over the last 30 trading days, USD sensitivity is concentrated in equities, gold, and Bitcoin, all of which tend to move opposite the dollar, with gold showing the tightest inverse linkage. The S&amp;P 500 and Bitcoin also lean meaningfully negative to the USD, though less strongly than gold. Oil and the broad commodity basket show only mild, unstable connections to the dollar, with short- and long-horizon correlations flipping signs and staying relatively contained.</w:t>
+        <w:t>USD correlations: Over the last 30 trading days, USD sensitivity is concentrated in GLD, SPX, and Bitcoin, all showing clear negative linkages, with gold the most tightly tied to dollar moves and equities and crypto also tending to weaken when the dollar strengthens. USO and broad commodities show only limited USD linkage over this window, suggesting that recent moves there have been driven more by asset-specific factors than by the dollar. The 15D and 90D views broadly confirm this pattern, with gold and Bitcoin retaining persistent negative correlations while oil and broad commodities only show a more noticeable USD relationship over the longer 90D window.</w:t>
       </w:r>
     </w:p>
     <w:sectPr>

--- a/data/usd_correlation_bottom_line.docx
+++ b/data/usd_correlation_bottom_line.docx
@@ -4,7 +4,7 @@
   <w:body>
     <w:p>
       <w:r>
-        <w:t>USD correlations: Over the last 30 trading days, USD sensitivity is concentrated in GLD, SPX, and Bitcoin, all showing clear negative linkages, with gold the most tightly tied to dollar moves and equities and crypto also tending to weaken when the dollar strengthens. USO and broad commodities show only limited USD linkage over this window, suggesting that recent moves there have been driven more by asset-specific factors than by the dollar. The 15D and 90D views broadly confirm this pattern, with gold and Bitcoin retaining persistent negative correlations while oil and broad commodities only show a more noticeable USD relationship over the longer 90D window.</w:t>
+        <w:t>USD correlations: Over the last 30 trading days, USD sensitivity is concentrated in risk assets and gold, with the S&amp;P 500 and Bitcoin tending to fall when the dollar strengthens, and gold showing the strongest inverse linkage of the group. Gold’s negative correlation is also persistent across 15D and 90D windows, underscoring its role as the clearest counter-USD asset here. In contrast, broad commodities and oil show only mild and shifting correlations to the dollar, suggesting their recent moves have been driven more by idiosyncratic or sector-specific factors than by USD swings.</w:t>
       </w:r>
     </w:p>
     <w:sectPr>

--- a/data/usd_correlation_bottom_line.docx
+++ b/data/usd_correlation_bottom_line.docx
@@ -4,7 +4,7 @@
   <w:body>
     <w:p>
       <w:r>
-        <w:t>USD correlations: Over the last 30 trading days, USD sensitivity is concentrated in risk assets and gold, with the S&amp;P 500 and Bitcoin tending to fall when the dollar strengthens, and gold showing the strongest inverse linkage of the group. Gold’s negative correlation is also persistent across 15D and 90D windows, underscoring its role as the clearest counter-USD asset here. In contrast, broad commodities and oil show only mild and shifting correlations to the dollar, suggesting their recent moves have been driven more by idiosyncratic or sector-specific factors than by USD swings.</w:t>
+        <w:t>USD correlations: Over the last 30 trading days, USD sensitivity is concentrated in risk assets and gold, with the S&amp;P 500 and Bitcoin both showing clear inverse moves to the dollar and gold displaying the strongest negative linkage. That means equity, crypto, and gold returns have generally tended to weaken when the dollar strengthens, with this relationship especially pronounced and persistent for gold. Oil and broad commodities, by contrast, show only contained and less reliable day‑to‑day co-movement with the USD, though their longer 90D windows hint at a mild positive tilt for the broader commodity complex.</w:t>
       </w:r>
     </w:p>
     <w:sectPr>

--- a/data/usd_correlation_bottom_line.docx
+++ b/data/usd_correlation_bottom_line.docx
@@ -4,7 +4,7 @@
   <w:body>
     <w:p>
       <w:r>
-        <w:t>USD correlations: Over the last 30 trading days, USD sensitivity is concentrated in risk assets and gold, with the S&amp;P 500 and Bitcoin both showing clear inverse moves to the dollar and gold displaying the strongest negative linkage. That means equity, crypto, and gold returns have generally tended to weaken when the dollar strengthens, with this relationship especially pronounced and persistent for gold. Oil and broad commodities, by contrast, show only contained and less reliable day‑to‑day co-movement with the USD, though their longer 90D windows hint at a mild positive tilt for the broader commodity complex.</w:t>
+        <w:t>USD correlations: Over the last 30 trading days, USD sensitivity is concentrated in GLD, SPX, and Bitcoin, all showing strong and stable negative correlations that imply they have tended to rise when the dollar falls and vice versa. GLD stands out as the most tightly linked, with a consistently strong inverse relationship across 15D, 30D, and 90D windows. SPX and Bitcoin also show meaningful and persistent inverse ties to the USD, while USO and broad commodities have been largely insulated from short-term dollar moves despite showing a mild positive linkage over the 90D window.</w:t>
       </w:r>
     </w:p>
     <w:sectPr>

--- a/data/usd_correlation_bottom_line.docx
+++ b/data/usd_correlation_bottom_line.docx
@@ -4,7 +4,7 @@
   <w:body>
     <w:p>
       <w:r>
-        <w:t>USD correlations: Over the last 30 trading days, USD sensitivity is concentrated in GLD, SPX, and Bitcoin, all showing strong and stable negative correlations that imply they have tended to rise when the dollar falls and vice versa. GLD stands out as the most tightly linked, with a consistently strong inverse relationship across 15D, 30D, and 90D windows. SPX and Bitcoin also show meaningful and persistent inverse ties to the USD, while USO and broad commodities have been largely insulated from short-term dollar moves despite showing a mild positive linkage over the 90D window.</w:t>
+        <w:t>USD correlations: Over the last 30 trading days, USD sensitivity is concentrated in risk assets and gold, with the S&amp;P 500, Bitcoin, and especially gold all tending to move opposite the dollar. Gold shows the strongest inverse linkage, with a consistently negative relationship across 15D, 30D, and 90D windows, while the S&amp;P 500 and Bitcoin also lean steadily negative but somewhat less tightly. In contrast, broad commodities and oil show only weak short-term connections to the USD, and their 90D readings suggest a more mixed and less reliable dollar linkage over longer horizons.</w:t>
       </w:r>
     </w:p>
     <w:sectPr>

--- a/data/usd_correlation_bottom_line.docx
+++ b/data/usd_correlation_bottom_line.docx
@@ -4,7 +4,7 @@
   <w:body>
     <w:p>
       <w:r>
-        <w:t>USD correlations: Over the last 30 trading days, USD sensitivity is concentrated in risk assets and gold, with the S&amp;P 500, Bitcoin, and especially gold all tending to move opposite the dollar. Gold shows the strongest inverse linkage, with a consistently negative relationship across 15D, 30D, and 90D windows, while the S&amp;P 500 and Bitcoin also lean steadily negative but somewhat less tightly. In contrast, broad commodities and oil show only weak short-term connections to the USD, and their 90D readings suggest a more mixed and less reliable dollar linkage over longer horizons.</w:t>
+        <w:t>USD correlations: Over the last 30 trading days, USD sensitivity is concentrated in GLD, SPX, and Bitcoin, all showing moderate negative correlations, meaning they have tended to rise when the dollar fell and vice versa. GLD stands out as the strongest USD proxy within the group, with its inverse linkage strengthening recently versus the 90D window. SPX and Bitcoin show a similar, though slightly less intense, pattern of moving against the dollar, while USO and broad commodities have shown only weak and less consistent USD ties, with their 30D correlations hovering near zero.</w:t>
       </w:r>
     </w:p>
     <w:sectPr>

--- a/data/usd_correlation_bottom_line.docx
+++ b/data/usd_correlation_bottom_line.docx
@@ -4,7 +4,7 @@
   <w:body>
     <w:p>
       <w:r>
-        <w:t>USD correlations: Over the last 30 trading days, USD sensitivity is concentrated in GLD, SPX, and Bitcoin, all showing moderate negative correlations, meaning they have tended to rise when the dollar fell and vice versa. GLD stands out as the strongest USD proxy within the group, with its inverse linkage strengthening recently versus the 90D window. SPX and Bitcoin show a similar, though slightly less intense, pattern of moving against the dollar, while USO and broad commodities have shown only weak and less consistent USD ties, with their 30D correlations hovering near zero.</w:t>
+        <w:t>USD correlations: Over the last 30 trading days, USD moves have mattered most for gold, equities, and bitcoin, with all three showing moderately negative correlations, meaning they have tended to rise when the dollar fell and vice versa. That influence is concentrated in GLD, which shows the strongest USD linkage, while SPX and bitcoin also display consistent but slightly milder sensitivity. In contrast, broad commodities and oil show contained and unstable relationships with the USD, with short- and long-window correlations flipping sign or drifting toward zero.</w:t>
       </w:r>
     </w:p>
     <w:sectPr>

--- a/data/usd_correlation_bottom_line.docx
+++ b/data/usd_correlation_bottom_line.docx
@@ -4,7 +4,7 @@
   <w:body>
     <w:p>
       <w:r>
-        <w:t>USD correlations: Over the last 30 trading days, USD moves have mattered most for gold, equities, and bitcoin, with all three showing moderately negative correlations, meaning they have tended to rise when the dollar fell and vice versa. That influence is concentrated in GLD, which shows the strongest USD linkage, while SPX and bitcoin also display consistent but slightly milder sensitivity. In contrast, broad commodities and oil show contained and unstable relationships with the USD, with short- and long-window correlations flipping sign or drifting toward zero.</w:t>
+        <w:t>USD correlations: Over the last 30 trading days, USD sensitivity is concentrated in equities, gold, and bitcoin, all showing moderately negative links, while oil and broad commodities have stayed relatively insulated. The S&amp;P 500 and bitcoin have both leaned more negatively linked to the dollar versus their 90-day norms, pointing to a tighter equity/crypto reaction to USD moves recently. Gold shows the strongest and most persistent negative relationship with the dollar across all windows, underscoring its role as the main counter-move to USD in this set.</w:t>
       </w:r>
     </w:p>
     <w:sectPr>

--- a/data/usd_correlation_bottom_line.docx
+++ b/data/usd_correlation_bottom_line.docx
@@ -4,7 +4,7 @@
   <w:body>
     <w:p>
       <w:r>
-        <w:t>USD correlations: Over the last 30 trading days, USD sensitivity is concentrated in equities, gold, and bitcoin, all showing moderately negative links, while oil and broad commodities have stayed relatively insulated. The S&amp;P 500 and bitcoin have both leaned more negatively linked to the dollar versus their 90-day norms, pointing to a tighter equity/crypto reaction to USD moves recently. Gold shows the strongest and most persistent negative relationship with the dollar across all windows, underscoring its role as the main counter-move to USD in this set.</w:t>
+        <w:t>USD correlations: Over the last 30 trading days, USD sensitivity is concentrated in equities, gold, and bitcoin, all of which tend to weaken when the dollar strengthens, with gold showing the tightest inverse linkage and bitcoin and the S&amp;P 500 displaying similar, moderate negative ties. This inverse pattern for SPX and BTC has been fairly consistent over 15D and 90D, suggesting a reasonably steady relationship rather than a short-lived blip. In contrast, oil and broad commodities show contained and somewhat unstable USD correlations, with weak 30D readings that sit between mildly positive recent co-moves and more clearly positive 90D tendencies.</w:t>
       </w:r>
     </w:p>
     <w:sectPr>

--- a/data/usd_correlation_bottom_line.docx
+++ b/data/usd_correlation_bottom_line.docx
@@ -4,7 +4,7 @@
   <w:body>
     <w:p>
       <w:r>
-        <w:t>USD correlations: Over the last 30 trading days, USD sensitivity is concentrated in equities, gold, and bitcoin, all of which tend to weaken when the dollar strengthens, with gold showing the tightest inverse linkage and bitcoin and the S&amp;P 500 displaying similar, moderate negative ties. This inverse pattern for SPX and BTC has been fairly consistent over 15D and 90D, suggesting a reasonably steady relationship rather than a short-lived blip. In contrast, oil and broad commodities show contained and somewhat unstable USD correlations, with weak 30D readings that sit between mildly positive recent co-moves and more clearly positive 90D tendencies.</w:t>
+        <w:t>USD correlations: Over the last 30 trading days, USD sensitivity is concentrated in equities, gold, and bitcoin, all showing moderate negative correlations, while oil and broad commodities sit near zero and appear more insulated from dollar swings. Gold has the clearest linkage, moving most reliably opposite the USD, with that pattern also visible—though slightly weaker—over 15D and 90D windows. The S&amp;P 500 and bitcoin share a similar, but somewhat less stable, inverse relationship with the dollar, suggesting risk assets outside commodities have been more tightly aligned with USD moves than the real-asset complex.</w:t>
       </w:r>
     </w:p>
     <w:sectPr>

--- a/data/usd_correlation_bottom_line.docx
+++ b/data/usd_correlation_bottom_line.docx
@@ -4,7 +4,7 @@
   <w:body>
     <w:p>
       <w:r>
-        <w:t>USD correlations: Over the last 30 trading days, USD sensitivity is concentrated in equities, gold, and bitcoin, all showing moderate negative correlations, while oil and broad commodities sit near zero and appear more insulated from dollar swings. Gold has the clearest linkage, moving most reliably opposite the USD, with that pattern also visible—though slightly weaker—over 15D and 90D windows. The S&amp;P 500 and bitcoin share a similar, but somewhat less stable, inverse relationship with the dollar, suggesting risk assets outside commodities have been more tightly aligned with USD moves than the real-asset complex.</w:t>
+        <w:t>USD correlations: Over the last 30 trading days, USD sensitivity is concentrated in GLD, SPX, and Bitcoin, all showing moderate, negative linkages that imply they have generally benefited when the dollar has weakened and vice versa. GLD stands out as the strongest USD counterpart, with a firmly negative correlation that has been consistently elevated in the shorter 15D window as well. SPX and Bitcoin display similar, though slightly milder, inverse ties to the dollar, while USO and broad commodities show only contained, low correlation, suggesting much less direct day-to-day influence from USD moves.</w:t>
       </w:r>
     </w:p>
     <w:sectPr>

--- a/data/usd_correlation_bottom_line.docx
+++ b/data/usd_correlation_bottom_line.docx
@@ -4,7 +4,7 @@
   <w:body>
     <w:p>
       <w:r>
-        <w:t>USD correlations: Over the last 30 trading days, USD sensitivity is concentrated in GLD, SPX, and Bitcoin, all showing moderate, negative linkages that imply they have generally benefited when the dollar has weakened and vice versa. GLD stands out as the strongest USD counterpart, with a firmly negative correlation that has been consistently elevated in the shorter 15D window as well. SPX and Bitcoin display similar, though slightly milder, inverse ties to the dollar, while USO and broad commodities show only contained, low correlation, suggesting much less direct day-to-day influence from USD moves.</w:t>
+        <w:t>USD correlations: Over the last 30 trading days, USD sensitivity is concentrated in equities, gold, and bitcoin, all of which tend to weaken when the dollar strengthens, with gold showing the tightest linkage. The S&amp;P 500 and bitcoin both display moderately negative correlations, consistent with a broad “risk asset vs. USD” pattern. Oil and broad commodities show only limited connection to the dollar over this window, and their weaker 30-day readings versus 90-day suggest that any earlier USD-commodity alignment has recently faded.</w:t>
       </w:r>
     </w:p>
     <w:sectPr>

--- a/data/usd_correlation_bottom_line.docx
+++ b/data/usd_correlation_bottom_line.docx
@@ -4,7 +4,7 @@
   <w:body>
     <w:p>
       <w:r>
-        <w:t>USD correlations: Over the last 30 trading days, USD sensitivity is concentrated in equities, gold, and bitcoin, all of which tend to weaken when the dollar strengthens, with gold showing the tightest linkage. The S&amp;P 500 and bitcoin both display moderately negative correlations, consistent with a broad “risk asset vs. USD” pattern. Oil and broad commodities show only limited connection to the dollar over this window, and their weaker 30-day readings versus 90-day suggest that any earlier USD-commodity alignment has recently faded.</w:t>
+        <w:t>USD correlations: Over the last 30 trading days, USD sensitivity is concentrated in risk assets and gold, with the S&amp;P 500 and Bitcoin tending to fall when the dollar rises, and gold showing the strongest inverse linkage to the USD. Short-term and 90-day readings confirm a persistent negative relationship for SPX, GLD, and Bitcoin, suggesting these markets have been moving counter to dollar strength across multiple horizons. In contrast, USO and broad commodities show only mild and unstable ties to the USD, indicating that recent moves there have been driven more by other factors than by the dollar.</w:t>
       </w:r>
     </w:p>
     <w:sectPr>

--- a/data/usd_correlation_bottom_line.docx
+++ b/data/usd_correlation_bottom_line.docx
@@ -4,7 +4,7 @@
   <w:body>
     <w:p>
       <w:r>
-        <w:t>USD correlations: Over the last 30 trading days, USD sensitivity is concentrated in risk assets and gold, with the S&amp;P 500 and Bitcoin tending to fall when the dollar rises, and gold showing the strongest inverse linkage to the USD. Short-term and 90-day readings confirm a persistent negative relationship for SPX, GLD, and Bitcoin, suggesting these markets have been moving counter to dollar strength across multiple horizons. In contrast, USO and broad commodities show only mild and unstable ties to the USD, indicating that recent moves there have been driven more by other factors than by the dollar.</w:t>
+        <w:t>USD correlations: Over the last 30 trading days, USD moves have mattered most for gold and large-cap U. S. equities, with both GLD and the S&amp;P 500 showing clear inverse links, and Bitcoin also tending to fall when the dollar strengthens. That influence is concentrated rather than broad-based, as oil and broad commodity ETFs show only mild and unstable USD sensitivity, with their 15D and 90D readings drifting between weak positive and modestly stronger positive ties.</w:t>
       </w:r>
     </w:p>
     <w:sectPr>

--- a/data/usd_correlation_bottom_line.docx
+++ b/data/usd_correlation_bottom_line.docx
@@ -4,7 +4,7 @@
   <w:body>
     <w:p>
       <w:r>
-        <w:t>USD correlations: Over the last 30 trading days, USD moves have mattered most for gold and large-cap U. S. equities, with both GLD and the S&amp;P 500 showing clear inverse links, and Bitcoin also tending to fall when the dollar strengthens. That influence is concentrated rather than broad-based, as oil and broad commodity ETFs show only mild and unstable USD sensitivity, with their 15D and 90D readings drifting between weak positive and modestly stronger positive ties.</w:t>
+        <w:t>USD correlations: Over the last 30 trading days, USD sensitivity is concentrated in gold, which shows a clear negative linkage to the dollar, with Bitcoin also moving fairly consistently in the opposite direction but a bit less tightly. The S&amp;P 500 and broad commodities have only mild USD sensitivity at this horizon, despite the equity link having strengthened over 90 days while the commodity basket flipped from positive to negative versus the dollar. Oil remains largely insulated from USD moves across all windows, with correlations staying close to zero.</w:t>
       </w:r>
     </w:p>
     <w:sectPr>

--- a/data/usd_correlation_bottom_line.docx
+++ b/data/usd_correlation_bottom_line.docx
@@ -4,7 +4,7 @@
   <w:body>
     <w:p>
       <w:r>
-        <w:t>USD correlations: Over the last 30 trading days, USD sensitivity is concentrated in gold, which shows a clear negative linkage to the dollar, with Bitcoin also moving fairly consistently in the opposite direction but a bit less tightly. The S&amp;P 500 and broad commodities have only mild USD sensitivity at this horizon, despite the equity link having strengthened over 90 days while the commodity basket flipped from positive to negative versus the dollar. Oil remains largely insulated from USD moves across all windows, with correlations staying close to zero.</w:t>
+        <w:t>USD correlations: Over the last 30 trading days, USD sensitivity is concentrated in GLD, SPX, and BTC, all showing moderate negative correlations, which means they have generally moved in the opposite direction of the dollar. GLD stands out as the clearest USD hedge, with a consistently strong inverse relationship across 15D, 30D, and 90D windows, while SPX and BTC show somewhat steadier but slightly weaker negative links. In contrast, USO and broad commodities exhibit contained and unstable USD relationships, with correlations near zero on the 30D window and flipping signs over 90D, indicating limited and shifting dollar influence on those exposures.</w:t>
       </w:r>
     </w:p>
     <w:sectPr>

--- a/data/usd_correlation_bottom_line.docx
+++ b/data/usd_correlation_bottom_line.docx
@@ -4,7 +4,7 @@
   <w:body>
     <w:p>
       <w:r>
-        <w:t>USD correlations: Over the last 30 trading days, USD sensitivity is concentrated in GLD, SPX, and BTC, all showing moderate negative correlations, which means they have generally moved in the opposite direction of the dollar. GLD stands out as the clearest USD hedge, with a consistently strong inverse relationship across 15D, 30D, and 90D windows, while SPX and BTC show somewhat steadier but slightly weaker negative links. In contrast, USO and broad commodities exhibit contained and unstable USD relationships, with correlations near zero on the 30D window and flipping signs over 90D, indicating limited and shifting dollar influence on those exposures.</w:t>
+        <w:t>USD correlations: Over the last 30 trading days, USD sensitivity is concentrated in GLD, SPX, and Bitcoin, all showing moderately negative correlations that imply they tend to weaken when the dollar strengthens. Gold stands out with the strongest inverse linkage to the USD, and this relationship has been consistently tight across 15D and 90D windows. The S&amp;P 500 and Bitcoin show similar, but slightly milder, inverse behavior, while oil and broad commodities sit near zero correlation, suggesting only limited and unstable USD influence on those prices.</w:t>
       </w:r>
     </w:p>
     <w:sectPr>

--- a/data/usd_correlation_bottom_line.docx
+++ b/data/usd_correlation_bottom_line.docx
@@ -4,7 +4,7 @@
   <w:body>
     <w:p>
       <w:r>
-        <w:t>USD correlations: Over the last 30 trading days, USD sensitivity is concentrated in GLD, SPX, and Bitcoin, all showing moderately negative correlations that imply they tend to weaken when the dollar strengthens. Gold stands out with the strongest inverse linkage to the USD, and this relationship has been consistently tight across 15D and 90D windows. The S&amp;P 500 and Bitcoin show similar, but slightly milder, inverse behavior, while oil and broad commodities sit near zero correlation, suggesting only limited and unstable USD influence on those prices.</w:t>
+        <w:t>USD correlations: Over the last 30 trading days, USD sensitivity is concentrated in GLD, SPX, and Bitcoin, all showing moderate negative correlations that imply they tend to rise when the dollar falls and vice versa. GLD stands out as the clearest USD hedge, with its stronger and more stable negative linkage persisting across 15D and 90D windows. In contrast, USO and broad commodities show only mild and less consistent ties to the dollar, with their 90D correlations even flipping to slightly positive.</w:t>
       </w:r>
     </w:p>
     <w:sectPr>

--- a/data/usd_correlation_bottom_line.docx
+++ b/data/usd_correlation_bottom_line.docx
@@ -4,7 +4,7 @@
   <w:body>
     <w:p>
       <w:r>
-        <w:t>USD correlations: Over the last 30 trading days, USD sensitivity is concentrated in GLD, SPX, and Bitcoin, all showing moderate negative correlations that imply they tend to rise when the dollar falls and vice versa. GLD stands out as the clearest USD hedge, with its stronger and more stable negative linkage persisting across 15D and 90D windows. In contrast, USO and broad commodities show only mild and less consistent ties to the dollar, with their 90D correlations even flipping to slightly positive.</w:t>
+        <w:t>USD correlations: Over the last 30 trading days, USD sensitivity is concentrated in GLD, SPX, and Bitcoin, all showing moderate negative correlations that imply they tend to rise when the dollar weakens and fall when it strengthens. Gold shows the most consistent linkage, with a firmly negative relationship across 15D, 30D, and 90D windows. SPX and Bitcoin also lean negatively correlated, but with somewhat weaker and less stable ties than gold. In contrast, oil and broad commodities show only mild, shifting correlations, suggesting no stable short-term pattern versus the dollar.</w:t>
       </w:r>
     </w:p>
     <w:sectPr>

--- a/data/usd_correlation_bottom_line.docx
+++ b/data/usd_correlation_bottom_line.docx
@@ -4,7 +4,7 @@
   <w:body>
     <w:p>
       <w:r>
-        <w:t>USD correlations: Over the last 30 trading days, USD sensitivity is concentrated in GLD, SPX, and Bitcoin, all showing moderate negative correlations that imply they tend to rise when the dollar weakens and fall when it strengthens. Gold shows the most consistent linkage, with a firmly negative relationship across 15D, 30D, and 90D windows. SPX and Bitcoin also lean negatively correlated, but with somewhat weaker and less stable ties than gold. In contrast, oil and broad commodities show only mild, shifting correlations, suggesting no stable short-term pattern versus the dollar.</w:t>
+        <w:t>USD correlations: Over the last 30 trading days, USD sensitivity is concentrated in gold and, to a lesser extent, Bitcoin, both showing a clear tendency to weaken when the dollar strengthens, with gold the standout linkage across all windows. The S&amp;P 500 shows a moderate negative relationship to the USD over 30 days, but that tie has been stronger over the longer 90-day window, while broad commodities and oil funds currently exhibit only contained and somewhat unstable USD linkages.</w:t>
       </w:r>
     </w:p>
     <w:sectPr>

--- a/data/usd_correlation_bottom_line.docx
+++ b/data/usd_correlation_bottom_line.docx
@@ -4,7 +4,7 @@
   <w:body>
     <w:p>
       <w:r>
-        <w:t>USD correlations: Over the last 30 trading days, USD sensitivity is concentrated in gold and, to a lesser extent, Bitcoin, both showing a clear tendency to weaken when the dollar strengthens, with gold the standout linkage across all windows. The S&amp;P 500 shows a moderate negative relationship to the USD over 30 days, but that tie has been stronger over the longer 90-day window, while broad commodities and oil funds currently exhibit only contained and somewhat unstable USD linkages.</w:t>
+        <w:t>USD correlations: Over the last 30 trading days, USD sensitivity is concentrated in gold, where returns tend to move meaningfully opposite the dollar, and that inverse link has strengthened compared with the longer 90-day window. Bitcoin and the S&amp;P 500 also lean negatively vs. the USD, but with more modest and less consistent relationships. In contrast, oil and broad commodities show contained and unstable linkage, with correlations hovering near zero and even flipping sign over different windows.</w:t>
       </w:r>
     </w:p>
     <w:sectPr>

--- a/data/usd_correlation_bottom_line.docx
+++ b/data/usd_correlation_bottom_line.docx
@@ -4,7 +4,7 @@
   <w:body>
     <w:p>
       <w:r>
-        <w:t>USD correlations: Over the last 30 trading days, USD sensitivity is concentrated in gold, where returns tend to move meaningfully opposite the dollar, and that inverse link has strengthened compared with the longer 90-day window. Bitcoin and the S&amp;P 500 also lean negatively vs. the USD, but with more modest and less consistent relationships. In contrast, oil and broad commodities show contained and unstable linkage, with correlations hovering near zero and even flipping sign over different windows.</w:t>
+        <w:t>USD correlations: Over the last 30 trading days, USD sensitivity is concentrated in gold, where returns have moved clearly in the opposite direction of the dollar, and this inverse link looks even stronger when viewed over the last 90 days. Equities and Bitcoin have shown a milder tendency to weaken when the USD strengthens, but the relationship has softened recently versus the longer 90-day window. Oil and broad commodities have stayed relatively insulated from day-to-day USD moves, with near-zero 30-day correlations that contrast with their modest positive linkage over 90 days.</w:t>
       </w:r>
     </w:p>
     <w:sectPr>

--- a/data/usd_correlation_bottom_line.docx
+++ b/data/usd_correlation_bottom_line.docx
@@ -4,7 +4,7 @@
   <w:body>
     <w:p>
       <w:r>
-        <w:t>USD correlations: Over the last 30 trading days, USD sensitivity is concentrated in gold, where returns have moved clearly in the opposite direction of the dollar, and this inverse link looks even stronger when viewed over the last 90 days. Equities and Bitcoin have shown a milder tendency to weaken when the USD strengthens, but the relationship has softened recently versus the longer 90-day window. Oil and broad commodities have stayed relatively insulated from day-to-day USD moves, with near-zero 30-day correlations that contrast with their modest positive linkage over 90 days.</w:t>
+        <w:t>USD correlations: Over the last 30 trading days, USD moves have had the clearest impact on gold, with a concentrated, moderately negative linkage that has deepened over the 90-day window, while Bitcoin shows a steadier but slightly weaker inverse relationship. The S&amp;P 500 is also negatively tied to the dollar, though less tightly than gold and with some recent moderation. In contrast, oil and broad commodities show only mild, positive USD correlations, indicating that their day-to-day moves have been relatively contained from a dollar-sensitivity standpoint.</w:t>
       </w:r>
     </w:p>
     <w:sectPr>

--- a/data/usd_correlation_bottom_line.docx
+++ b/data/usd_correlation_bottom_line.docx
@@ -4,7 +4,7 @@
   <w:body>
     <w:p>
       <w:r>
-        <w:t>USD correlations: Over the last 30 trading days, USD moves have had the clearest impact on gold, with a concentrated, moderately negative linkage that has deepened over the 90-day window, while Bitcoin shows a steadier but slightly weaker inverse relationship. The S&amp;P 500 is also negatively tied to the dollar, though less tightly than gold and with some recent moderation. In contrast, oil and broad commodities show only mild, positive USD correlations, indicating that their day-to-day moves have been relatively contained from a dollar-sensitivity standpoint.</w:t>
+        <w:t>USD correlations: Over the last 30 trading days, USD sensitivity is concentrated in GLD and BTC, with gold showing the clearest inverse linkage and Bitcoin more moderately moving opposite the dollar. The S&amp;P 500 also leans negatively correlated but less tightly, suggesting equities are influenced by the USD without being dominated by it. Oil and broad commodities show only mild, positive linkage to the dollar, indicating their recent moves have been largely independent of USD swings. Over 90 days, the negative relationship strengthens for both gold and equities, underscoring a more persistent pattern of them tending to rise when the dollar falls.</w:t>
       </w:r>
     </w:p>
     <w:sectPr>

--- a/data/usd_correlation_bottom_line.docx
+++ b/data/usd_correlation_bottom_line.docx
@@ -4,7 +4,7 @@
   <w:body>
     <w:p>
       <w:r>
-        <w:t>USD correlations: Over the last 30 trading days, USD sensitivity is concentrated in GLD and BTC, with gold showing the clearest inverse linkage and Bitcoin more moderately moving opposite the dollar. The S&amp;P 500 also leans negatively correlated but less tightly, suggesting equities are influenced by the USD without being dominated by it. Oil and broad commodities show only mild, positive linkage to the dollar, indicating their recent moves have been largely independent of USD swings. Over 90 days, the negative relationship strengthens for both gold and equities, underscoring a more persistent pattern of them tending to rise when the dollar falls.</w:t>
+        <w:t>USD correlations: Over the last 30 trading days, USD linkages are concentrated in GLD and Bitcoin, with both tending to weaken when the dollar strengthens, and GLD showing the most persistent negative relationship across 15D and 90D windows. The S&amp;P 500 has a mild negative correlation to the USD that has been more pronounced over 90 days than in the most recent month. Oil and broad commodities show only contained, slightly positive USD sensitivity, indicating that recent dollar moves have not been a dominant driver for those complexes.</w:t>
       </w:r>
     </w:p>
     <w:sectPr>

--- a/data/usd_correlation_bottom_line.docx
+++ b/data/usd_correlation_bottom_line.docx
@@ -4,7 +4,7 @@
   <w:body>
     <w:p>
       <w:r>
-        <w:t>USD correlations: Over the last 30 trading days, USD linkages are concentrated in GLD and Bitcoin, with both tending to weaken when the dollar strengthens, and GLD showing the most persistent negative relationship across 15D and 90D windows. The S&amp;P 500 has a mild negative correlation to the USD that has been more pronounced over 90 days than in the most recent month. Oil and broad commodities show only contained, slightly positive USD sensitivity, indicating that recent dollar moves have not been a dominant driver for those complexes.</w:t>
+        <w:t>USD correlations: Over the last 30 trading days, USD sensitivity is concentrated in gold and Bitcoin, both showing moderately negative linkages, with GLD the clearest inverse responder and BTC persistently moving opposite the dollar across all windows. The S&amp;P 500 has a milder, more recent negative relationship with the USD that has strengthened versus the last 90 days but remains less pronounced than gold or crypto. Oil and broad commodities sit in a contained zone, with only weak, slightly positive co-movement to the dollar, suggesting their recent moves have been driven more by idiosyncratic or sector-specific forces than by FX.</w:t>
       </w:r>
     </w:p>
     <w:sectPr>

--- a/data/usd_correlation_bottom_line.docx
+++ b/data/usd_correlation_bottom_line.docx
@@ -4,7 +4,7 @@
   <w:body>
     <w:p>
       <w:r>
-        <w:t>USD correlations: Over the last 30 trading days, USD sensitivity is concentrated in gold and Bitcoin, both showing moderately negative linkages, with GLD the clearest inverse responder and BTC persistently moving opposite the dollar across all windows. The S&amp;P 500 has a milder, more recent negative relationship with the USD that has strengthened versus the last 90 days but remains less pronounced than gold or crypto. Oil and broad commodities sit in a contained zone, with only weak, slightly positive co-movement to the dollar, suggesting their recent moves have been driven more by idiosyncratic or sector-specific forces than by FX.</w:t>
+        <w:t>USD correlations: Over the last 30 trading days, USD linkages are mixed, with equity (SPX) and gold (GLD) showing clearer inverse moves versus the dollar, while oil (USO) and broad commodities (COMT) remain only lightly connected. The most meaningful sensitivity is concentrated in GLD, where the negative USD relationship has deepened over the 90D window. SPX shows a moderate negative correlation that has strengthened over time, and Bitcoin’s inverse linkage to the USD is steady but only moderate and not intensifying.</w:t>
       </w:r>
     </w:p>
     <w:sectPr>

--- a/data/usd_correlation_bottom_line.docx
+++ b/data/usd_correlation_bottom_line.docx
@@ -4,7 +4,7 @@
   <w:body>
     <w:p>
       <w:r>
-        <w:t>USD correlations: Over the last 30 trading days, USD linkages are mixed, with equity (SPX) and gold (GLD) showing clearer inverse moves versus the dollar, while oil (USO) and broad commodities (COMT) remain only lightly connected. The most meaningful sensitivity is concentrated in GLD, where the negative USD relationship has deepened over the 90D window. SPX shows a moderate negative correlation that has strengthened over time, and Bitcoin’s inverse linkage to the USD is steady but only moderate and not intensifying.</w:t>
+        <w:t>USD correlations: Over the last 30 trading days, USD linkages are concentrated in gold and Bitcoin, both showing clear negative sensitivity to a stronger dollar, with gold the standout and its longer window pointing to an even tighter inverse relationship. The S&amp;P 500 shows only a mild negative linkage to the USD on this horizon, while oil and broad commodities have stayed in a contained range where daily moves are only loosely tied to dollar fluctuations. Recent 15-day readings suggest some short-term softening of these relationships, but the 90-day view confirms that gold and, to a lesser extent, equities and Bitcoin have been the most consistently USD-sensitive assets in this set.</w:t>
       </w:r>
     </w:p>
     <w:sectPr>

--- a/data/usd_correlation_bottom_line.docx
+++ b/data/usd_correlation_bottom_line.docx
@@ -4,7 +4,7 @@
   <w:body>
     <w:p>
       <w:r>
-        <w:t>USD correlations: Over the last 30 trading days, USD linkages are concentrated in gold and Bitcoin, both showing clear negative sensitivity to a stronger dollar, with gold the standout and its longer window pointing to an even tighter inverse relationship. The S&amp;P 500 shows only a mild negative linkage to the USD on this horizon, while oil and broad commodities have stayed in a contained range where daily moves are only loosely tied to dollar fluctuations. Recent 15-day readings suggest some short-term softening of these relationships, but the 90-day view confirms that gold and, to a lesser extent, equities and Bitcoin have been the most consistently USD-sensitive assets in this set.</w:t>
+        <w:t>USD correlations: Over the last 30 trading days, USD sensitivity is concentrated in Gold (GLD) and Bitcoin (BTC), both showing moderate negative correlations, with GLD’s linkage strengthening over the 90D window while BTC’s remains relatively stable. The S&amp;P 500 also leans negatively correlated to the USD but in a milder and somewhat less consistent way than GLD. In contrast, oil (USO) and broad commodities (COMT) show contained and slightly positive or near-zero correlations, indicating limited and less reliable USD influence on their day-to-day moves.</w:t>
       </w:r>
     </w:p>
     <w:sectPr>

--- a/data/usd_correlation_bottom_line.docx
+++ b/data/usd_correlation_bottom_line.docx
@@ -4,7 +4,7 @@
   <w:body>
     <w:p>
       <w:r>
-        <w:t>USD correlations: Over the last 30 trading days, USD sensitivity is concentrated in Gold (GLD) and Bitcoin (BTC), both showing moderate negative correlations, with GLD’s linkage strengthening over the 90D window while BTC’s remains relatively stable. The S&amp;P 500 also leans negatively correlated to the USD but in a milder and somewhat less consistent way than GLD. In contrast, oil (USO) and broad commodities (COMT) show contained and slightly positive or near-zero correlations, indicating limited and less reliable USD influence on their day-to-day moves.</w:t>
+        <w:t>USD correlations: Over the last 30 trading days, USD linkages are concentrated in gold and bitcoin, both showing moderately negative correlations that imply they have tended to rise when the dollar falls and vice versa. The S&amp;P 500 also leans negatively correlated to the USD, but less consistently than gold and bitcoin. Oil and broad commodities show only mild, contained connections to the dollar, suggesting their recent moves have been driven more by idiosyncratic or sector-specific forces than by USD swings.</w:t>
       </w:r>
     </w:p>
     <w:sectPr>

--- a/data/usd_correlation_bottom_line.docx
+++ b/data/usd_correlation_bottom_line.docx
@@ -4,7 +4,7 @@
   <w:body>
     <w:p>
       <w:r>
-        <w:t>USD correlations: Over the last 30 trading days, USD linkages are concentrated in gold and bitcoin, both showing moderately negative correlations that imply they have tended to rise when the dollar falls and vice versa. The S&amp;P 500 also leans negatively correlated to the USD, but less consistently than gold and bitcoin. Oil and broad commodities show only mild, contained connections to the dollar, suggesting their recent moves have been driven more by idiosyncratic or sector-specific forces than by USD swings.</w:t>
+        <w:t>USD correlations: Over the last 30 trading days, USD sensitivities are concentrated in Gold (GLD) and Bitcoin futures, both showing moderately negative correlations, with GLD the standout and its inverse linkage stable to slightly stronger over 15D and 90D windows. The S&amp;P 500 also leans negatively correlated to the dollar, but more mildly and with a weaker, shorter-term signal. In contrast, oil (USO) and broad commodities (COMT) show only contained, low-grade positive correlations to the USD, suggesting relatively limited dollar-driven moves in those segments recently.</w:t>
       </w:r>
     </w:p>
     <w:sectPr>

--- a/data/usd_correlation_bottom_line.docx
+++ b/data/usd_correlation_bottom_line.docx
@@ -4,7 +4,7 @@
   <w:body>
     <w:p>
       <w:r>
-        <w:t>USD correlations: Over the last 30 trading days, USD sensitivities are concentrated in Gold (GLD) and Bitcoin futures, both showing moderately negative correlations, with GLD the standout and its inverse linkage stable to slightly stronger over 15D and 90D windows. The S&amp;P 500 also leans negatively correlated to the dollar, but more mildly and with a weaker, shorter-term signal. In contrast, oil (USO) and broad commodities (COMT) show only contained, low-grade positive correlations to the USD, suggesting relatively limited dollar-driven moves in those segments recently.</w:t>
+        <w:t>USD correlations: Over the last 30 trading days, USD sensitivity is concentrated in gold and bitcoin, both showing clear negative links to the dollar, with gold the standout hedge and bitcoin providing a somewhat weaker but still meaningful inverse relationship. The S&amp;P 500’s correlation to the USD is mildly negative and has been growing more negative over the 90-day window, but it remains less tightly linked than gold or bitcoin. Oil and broad commodities show only weak, near-zero correlations, indicating that recent moves in those markets have been mostly independent of day-to-day dollar swings.</w:t>
       </w:r>
     </w:p>
     <w:sectPr>

--- a/data/usd_correlation_bottom_line.docx
+++ b/data/usd_correlation_bottom_line.docx
@@ -4,7 +4,7 @@
   <w:body>
     <w:p>
       <w:r>
-        <w:t>USD correlations: Over the last 30 trading days, USD sensitivity is concentrated in gold and bitcoin, both showing clear negative links to the dollar, with gold the standout hedge and bitcoin providing a somewhat weaker but still meaningful inverse relationship. The S&amp;P 500’s correlation to the USD is mildly negative and has been growing more negative over the 90-day window, but it remains less tightly linked than gold or bitcoin. Oil and broad commodities show only weak, near-zero correlations, indicating that recent moves in those markets have been mostly independent of day-to-day dollar swings.</w:t>
+        <w:t>USD correlations: Over the last 30 trading days, USD sensitivity is concentrated in gold and bitcoin, both showing moderate inverse links to the dollar, with gold’s negative relationship especially stable across 15D and 90D windows. Equities, oil, and broad commodities all show relatively contained USD linkage over 30 days, with weaker and less consistent correlations that shift sign or fade when you compare short- and longer-term windows.</w:t>
       </w:r>
     </w:p>
     <w:sectPr>

--- a/data/usd_correlation_bottom_line.docx
+++ b/data/usd_correlation_bottom_line.docx
@@ -4,7 +4,7 @@
   <w:body>
     <w:p>
       <w:r>
-        <w:t>USD correlations: Over the last 30 trading days, USD sensitivity is concentrated in gold and bitcoin, both showing moderate inverse links to the dollar, with gold’s negative relationship especially stable across 15D and 90D windows. Equities, oil, and broad commodities all show relatively contained USD linkage over 30 days, with weaker and less consistent correlations that shift sign or fade when you compare short- and longer-term windows.</w:t>
+        <w:t>USD correlations: Over the last 30 trading days, USD linkages are concentrated in Gold and Bitcoin, both showing clear inverse relationships where a stronger dollar has tended to align with weaker prices in these assets. Gold displays the most consistent USD sensitivity across all windows, while Bitcoin’s negative linkage is meaningful but somewhat less stable. In contrast, the S&amp;P 500, oil (USO), and broad commodities show only mild and shifting correlations, suggesting relatively contained near-term sensitivity to day-to-day USD moves.</w:t>
       </w:r>
     </w:p>
     <w:sectPr>

--- a/data/usd_correlation_bottom_line.docx
+++ b/data/usd_correlation_bottom_line.docx
@@ -4,7 +4,7 @@
   <w:body>
     <w:p>
       <w:r>
-        <w:t>USD correlations: Over the last 30 trading days, USD linkages are concentrated in Gold and Bitcoin, both showing clear inverse relationships where a stronger dollar has tended to align with weaker prices in these assets. Gold displays the most consistent USD sensitivity across all windows, while Bitcoin’s negative linkage is meaningful but somewhat less stable. In contrast, the S&amp;P 500, oil (USO), and broad commodities show only mild and shifting correlations, suggesting relatively contained near-term sensitivity to day-to-day USD moves.</w:t>
+        <w:t>USD correlations: Over the last 30 trading days, meaningful USD linkage is concentrated in gold and bitcoin, both showing moderate negative correlations that suggest they have tended to rise when the dollar falls and vice versa. Gold is the standout, with a firmly negative relationship across 15D, 30D, and 90D windows, while bitcoin shows a steadier but slightly weaker inverse pattern. In contrast, the S&amp;P 500, oil, and broad commodities have shown contained and less consistent sensitivity to the dollar, with short- and long-horizon readings that drift around zero.</w:t>
       </w:r>
     </w:p>
     <w:sectPr>

--- a/data/usd_correlation_bottom_line.docx
+++ b/data/usd_correlation_bottom_line.docx
@@ -4,7 +4,7 @@
   <w:body>
     <w:p>
       <w:r>
-        <w:t>USD correlations: Over the last 30 trading days, meaningful USD linkage is concentrated in gold and bitcoin, both showing moderate negative correlations that suggest they have tended to rise when the dollar falls and vice versa. Gold is the standout, with a firmly negative relationship across 15D, 30D, and 90D windows, while bitcoin shows a steadier but slightly weaker inverse pattern. In contrast, the S&amp;P 500, oil, and broad commodities have shown contained and less consistent sensitivity to the dollar, with short- and long-horizon readings that drift around zero.</w:t>
+        <w:t>USD correlations: Over the last 30 trading days, USD sensitivity is concentrated in gold and bitcoin, with both tending to weaken when the dollar strengthens, and GLD showing the clearest inverse linkage. SPX, oil, and broad commodities show relatively contained day-to-day co-movement with the dollar, suggesting other drivers have been more important for those assets in the recent window. The stronger 15D and 90D negative correlations for GLD (and to a lesser extent BTC) highlight a more persistent and recently intensified inverse relationship versus the USD.</w:t>
       </w:r>
     </w:p>
     <w:sectPr>

--- a/data/usd_correlation_bottom_line.docx
+++ b/data/usd_correlation_bottom_line.docx
@@ -4,7 +4,7 @@
   <w:body>
     <w:p>
       <w:r>
-        <w:t>USD correlations: Over the last 30 trading days, USD sensitivity is concentrated in gold and bitcoin, with both tending to weaken when the dollar strengthens, and GLD showing the clearest inverse linkage. SPX, oil, and broad commodities show relatively contained day-to-day co-movement with the dollar, suggesting other drivers have been more important for those assets in the recent window. The stronger 15D and 90D negative correlations for GLD (and to a lesser extent BTC) highlight a more persistent and recently intensified inverse relationship versus the USD.</w:t>
+        <w:t>USD correlations: Over the last 30 trading days, USD linkages are concentrated in gold and bitcoin, with gold showing the clearest inverse relationship and bitcoin a milder one. The S&amp;P 500, oil, and broad commodities have stayed relatively insulated from USD moves in this window, with only weak correlations. Shorter-term data show the negative USD sensitivity of gold and bitcoin has recently intensified, while the 90-day view confirms that gold’s inverse linkage to the dollar has been a persistent feature.</w:t>
       </w:r>
     </w:p>
     <w:sectPr>

--- a/data/usd_correlation_bottom_line.docx
+++ b/data/usd_correlation_bottom_line.docx
@@ -4,7 +4,7 @@
   <w:body>
     <w:p>
       <w:r>
-        <w:t>USD correlations: Over the last 30 trading days, USD linkages are concentrated in gold and bitcoin, with gold showing the clearest inverse relationship and bitcoin a milder one. The S&amp;P 500, oil, and broad commodities have stayed relatively insulated from USD moves in this window, with only weak correlations. Shorter-term data show the negative USD sensitivity of gold and bitcoin has recently intensified, while the 90-day view confirms that gold’s inverse linkage to the dollar has been a persistent feature.</w:t>
+        <w:t>USD correlations: Over the last 30 trading days, USD sensitivity is concentrated in GLD and Bitcoin, which both tend to weaken when the dollar strengthens, with gold showing the clearest and most persistent inverse link across 15D, 30D, and 90D windows. BTC also leans negatively to the dollar, but with a somewhat less stable relationship than gold. In contrast, SPX, oil (USO), and broad commodities (COMT) show only mild USD linkage on the 30D view, with oil and commodities even flipping from a slightly positive relationship over 90D to effectively neutral or modestly negative more recently.</w:t>
       </w:r>
     </w:p>
     <w:sectPr>

--- a/data/usd_correlation_bottom_line.docx
+++ b/data/usd_correlation_bottom_line.docx
@@ -4,7 +4,7 @@
   <w:body>
     <w:p>
       <w:r>
-        <w:t>USD correlations: Over the last 30 trading days, USD sensitivity is concentrated in GLD and Bitcoin, which both tend to weaken when the dollar strengthens, with gold showing the clearest and most persistent inverse link across 15D, 30D, and 90D windows. BTC also leans negatively to the dollar, but with a somewhat less stable relationship than gold. In contrast, SPX, oil (USO), and broad commodities (COMT) show only mild USD linkage on the 30D view, with oil and commodities even flipping from a slightly positive relationship over 90D to effectively neutral or modestly negative more recently.</w:t>
+        <w:t>USD correlations: Over the last 30 trading days, USD linkages are concentrated in GLD and Bitcoin, both showing clear inverse moves against the dollar, while equities, broad commodities, and oil have stayed relatively insulated. GLD shows the strongest and most consistent sensitivity, with a firmly negative correlation to the USD across 15D, 30D, and 90D windows. Bitcoin’s negative USD correlation is also persistent, though slightly weaker and more variable than gold’s.</w:t>
       </w:r>
     </w:p>
     <w:sectPr>

--- a/data/usd_correlation_bottom_line.docx
+++ b/data/usd_correlation_bottom_line.docx
@@ -4,7 +4,7 @@
   <w:body>
     <w:p>
       <w:r>
-        <w:t>USD correlations: Over the last 30 trading days, USD linkages are concentrated in GLD and Bitcoin, both showing clear inverse moves against the dollar, while equities, broad commodities, and oil have stayed relatively insulated. GLD shows the strongest and most consistent sensitivity, with a firmly negative correlation to the USD across 15D, 30D, and 90D windows. Bitcoin’s negative USD correlation is also persistent, though slightly weaker and more variable than gold’s.</w:t>
+        <w:t>USD correlations: Over the last 30 trading days, USD sensitivity is concentrated in gold and bitcoin, which both move meaningfully opposite to the dollar, while equities, oil, and broad commodities show only weak day-to-day linkage. Gold displays the clearest inverse relationship with the USD, and that linkage has stayed consistently strong across 15D and 90D windows. Bitcoin’s negative correlation is also notable, though somewhat less stable, while the S&amp;P 500, oil, and broad commodities have contained and more variable USD connections.</w:t>
       </w:r>
     </w:p>
     <w:sectPr>

--- a/data/usd_correlation_bottom_line.docx
+++ b/data/usd_correlation_bottom_line.docx
@@ -4,7 +4,7 @@
   <w:body>
     <w:p>
       <w:r>
-        <w:t>USD correlations: Over the last 30 trading days, USD sensitivity is concentrated in gold and bitcoin, which both move meaningfully opposite to the dollar, while equities, oil, and broad commodities show only weak day-to-day linkage. Gold displays the clearest inverse relationship with the USD, and that linkage has stayed consistently strong across 15D and 90D windows. Bitcoin’s negative correlation is also notable, though somewhat less stable, while the S&amp;P 500, oil, and broad commodities have contained and more variable USD connections.</w:t>
+        <w:t>USD correlations: Over the last 30 trading days, USD sensitivity is concentrated in gold and Bitcoin, both showing clear inverse links to the dollar, with gold the standout hedge and Bitcoin moderately aligned in the same direction. Equities, oil, and broad commodities show only mild and inconsistent relationships to the USD, suggesting their recent moves have been driven more by asset‑specific factors than by dollar swings. The stronger short‑term inverse in gold and Bitcoin versus the 30‑day view points to heightened near‑term responsiveness to USD moves, while the 90‑day patterns show that this negative linkage has been relatively persistent.</w:t>
       </w:r>
     </w:p>
     <w:sectPr>

--- a/data/usd_correlation_bottom_line.docx
+++ b/data/usd_correlation_bottom_line.docx
@@ -4,7 +4,7 @@
   <w:body>
     <w:p>
       <w:r>
-        <w:t>USD correlations: Over the last 30 trading days, USD sensitivity is concentrated in gold and Bitcoin, both showing clear inverse links to the dollar, with gold the standout hedge and Bitcoin moderately aligned in the same direction. Equities, oil, and broad commodities show only mild and inconsistent relationships to the USD, suggesting their recent moves have been driven more by asset‑specific factors than by dollar swings. The stronger short‑term inverse in gold and Bitcoin versus the 30‑day view points to heightened near‑term responsiveness to USD moves, while the 90‑day patterns show that this negative linkage has been relatively persistent.</w:t>
+        <w:t>USD correlations: Over the last 30 trading days, USD sensitivity is concentrated in gold and Bitcoin, with both tending to move opposite the dollar and gold showing the strongest inverse linkage. The S&amp;P 500, oil, and broad commodities have shown only limited USD connection over this window, with correlations near zero. Shorter-term readings point to an even sharper USD impact on gold and Bitcoin, while the 90-day view confirms that their negative relationship with the dollar has been a persistent feature rather than a recent anomaly.</w:t>
       </w:r>
     </w:p>
     <w:sectPr>

--- a/data/usd_correlation_bottom_line.docx
+++ b/data/usd_correlation_bottom_line.docx
@@ -4,7 +4,7 @@
   <w:body>
     <w:p>
       <w:r>
-        <w:t>USD correlations: Over the last 30 trading days, USD sensitivity is concentrated in gold and Bitcoin, with both tending to move opposite the dollar and gold showing the strongest inverse linkage. The S&amp;P 500, oil, and broad commodities have shown only limited USD connection over this window, with correlations near zero. Shorter-term readings point to an even sharper USD impact on gold and Bitcoin, while the 90-day view confirms that their negative relationship with the dollar has been a persistent feature rather than a recent anomaly.</w:t>
+        <w:t>USD correlations: Over the last 30 trading days, USD sensitivity is concentrated in Gold (GLD) and Bitcoin (BTC), both showing clear inverse moves with the dollar, with gold the standout given its consistently strong negative readings across 15D, 30D, and 90D windows. Equities (SPX) also lean negatively linked to the USD, but that relationship has softened recently versus the stronger inverse pattern over 90D. Oil (USO) and broad commodities (COMT) show only mild and unstable linkage to the dollar, suggesting that recent moves there have been driven more by asset‑specific forces than by USD swings.</w:t>
       </w:r>
     </w:p>
     <w:sectPr>
